--- a/Ciclo 02 - 2026/COS 1/Lab_Practico_3_VM15037.docx
+++ b/Ciclo 02 - 2026/COS 1/Lab_Practico_3_VM15037.docx
@@ -1012,6 +1012,9 @@
         <w:gridCol w:w="1488"/>
       </w:tblGrid>
       <w:tr>
+        <w:trPr>
+          <w:trHeight w:val="20"/>
+        </w:trPr>
         <w:tc>
           <w:tcPr>
             <w:tcW w:w="1194" w:type="dxa"/>
@@ -1260,6 +1263,9 @@
         </w:tc>
       </w:tr>
       <w:tr>
+        <w:trPr>
+          <w:trHeight w:val="20"/>
+        </w:trPr>
         <w:tc>
           <w:tcPr>
             <w:tcW w:w="1194" w:type="dxa"/>
@@ -1441,6 +1447,9 @@
         </w:tc>
       </w:tr>
       <w:tr>
+        <w:trPr>
+          <w:trHeight w:val="20"/>
+        </w:trPr>
         <w:tc>
           <w:tcPr>
             <w:tcW w:w="1194" w:type="dxa"/>
@@ -1622,6 +1631,9 @@
         </w:tc>
       </w:tr>
       <w:tr>
+        <w:trPr>
+          <w:trHeight w:val="20"/>
+        </w:trPr>
         <w:tc>
           <w:tcPr>
             <w:tcW w:w="1194" w:type="dxa"/>
@@ -1787,6 +1799,9 @@
         </w:tc>
       </w:tr>
       <w:tr>
+        <w:trPr>
+          <w:trHeight w:val="20"/>
+        </w:trPr>
         <w:tc>
           <w:tcPr>
             <w:tcW w:w="1194" w:type="dxa"/>
@@ -1951,6 +1966,9 @@
         </w:tc>
       </w:tr>
       <w:tr>
+        <w:trPr>
+          <w:trHeight w:val="20"/>
+        </w:trPr>
         <w:tc>
           <w:tcPr>
             <w:tcW w:w="1194" w:type="dxa"/>
@@ -2115,6 +2133,9 @@
         </w:tc>
       </w:tr>
       <w:tr>
+        <w:trPr>
+          <w:trHeight w:val="20"/>
+        </w:trPr>
         <w:tc>
           <w:tcPr>
             <w:tcW w:w="1194" w:type="dxa"/>
@@ -2279,6 +2300,9 @@
         </w:tc>
       </w:tr>
       <w:tr>
+        <w:trPr>
+          <w:trHeight w:val="20"/>
+        </w:trPr>
         <w:tc>
           <w:tcPr>
             <w:tcW w:w="1194" w:type="dxa"/>
@@ -2443,6 +2467,9 @@
         </w:tc>
       </w:tr>
       <w:tr>
+        <w:trPr>
+          <w:trHeight w:val="20"/>
+        </w:trPr>
         <w:tc>
           <w:tcPr>
             <w:tcW w:w="1194" w:type="dxa"/>
@@ -2687,6 +2714,524 @@
         </w:rPr>
         <w:t>IMPLEMENTACIÓN DE LA TOPOLOGÍA EN CISCO PACKET TRACER</w:t>
       </w:r>
+    </w:p>
+    <w:p>
+      <w:pPr>
+        <w:rPr>
+          <w:rFonts w:ascii="Times New Roman" w:hAnsi="Times New Roman" w:cs="Times New Roman"/>
+          <w:sz w:val="24"/>
+          <w:szCs w:val="24"/>
+        </w:rPr>
+      </w:pPr>
+      <w:r>
+        <w:rPr>
+          <w:rFonts w:ascii="Times New Roman" w:hAnsi="Times New Roman" w:cs="Times New Roman"/>
+          <w:sz w:val="24"/>
+          <w:szCs w:val="24"/>
+        </w:rPr>
+        <w:drawing>
+          <wp:inline distT="0" distB="0" distL="0" distR="0" wp14:anchorId="6FEE3099" wp14:editId="05B38B67">
+            <wp:extent cx="6043930" cy="2866390"/>
+            <wp:effectExtent l="0" t="0" r="0" b="0"/>
+            <wp:docPr id="1498329092" name="Imagen 1"/>
+            <wp:cNvGraphicFramePr>
+              <a:graphicFrameLocks xmlns:a="http://schemas.openxmlformats.org/drawingml/2006/main" noChangeAspect="1"/>
+            </wp:cNvGraphicFramePr>
+            <a:graphic xmlns:a="http://schemas.openxmlformats.org/drawingml/2006/main">
+              <a:graphicData uri="http://schemas.openxmlformats.org/drawingml/2006/picture">
+                <pic:pic xmlns:pic="http://schemas.openxmlformats.org/drawingml/2006/picture">
+                  <pic:nvPicPr>
+                    <pic:cNvPr id="1498329092" name=""/>
+                    <pic:cNvPicPr/>
+                  </pic:nvPicPr>
+                  <pic:blipFill>
+                    <a:blip r:embed="rId10"/>
+                    <a:stretch>
+                      <a:fillRect/>
+                    </a:stretch>
+                  </pic:blipFill>
+                  <pic:spPr>
+                    <a:xfrm>
+                      <a:off x="0" y="0"/>
+                      <a:ext cx="6043930" cy="2866390"/>
+                    </a:xfrm>
+                    <a:prstGeom prst="rect">
+                      <a:avLst/>
+                    </a:prstGeom>
+                  </pic:spPr>
+                </pic:pic>
+              </a:graphicData>
+            </a:graphic>
+          </wp:inline>
+        </w:drawing>
+      </w:r>
+    </w:p>
+    <w:p>
+      <w:pPr>
+        <w:rPr>
+          <w:rFonts w:ascii="Times New Roman" w:hAnsi="Times New Roman" w:cs="Times New Roman"/>
+          <w:sz w:val="24"/>
+          <w:szCs w:val="24"/>
+        </w:rPr>
+      </w:pPr>
+      <w:r>
+        <w:rPr>
+          <w:rFonts w:ascii="Times New Roman" w:hAnsi="Times New Roman" w:cs="Times New Roman"/>
+          <w:sz w:val="24"/>
+          <w:szCs w:val="24"/>
+        </w:rPr>
+        <w:t>Configurando</w:t>
+      </w:r>
+      <w:r>
+        <w:rPr>
+          <w:rFonts w:ascii="Times New Roman" w:hAnsi="Times New Roman" w:cs="Times New Roman"/>
+          <w:sz w:val="24"/>
+          <w:szCs w:val="24"/>
+        </w:rPr>
+        <w:t xml:space="preserve"> Redes y</w:t>
+      </w:r>
+      <w:r>
+        <w:rPr>
+          <w:rFonts w:ascii="Times New Roman" w:hAnsi="Times New Roman" w:cs="Times New Roman"/>
+          <w:sz w:val="24"/>
+          <w:szCs w:val="24"/>
+        </w:rPr>
+        <w:t xml:space="preserve"> Hosts:</w:t>
+      </w:r>
+    </w:p>
+    <w:p>
+      <w:pPr>
+        <w:rPr>
+          <w:rFonts w:ascii="Times New Roman" w:hAnsi="Times New Roman" w:cs="Times New Roman"/>
+          <w:sz w:val="24"/>
+          <w:szCs w:val="24"/>
+        </w:rPr>
+      </w:pPr>
+      <w:r>
+        <w:rPr>
+          <w:rFonts w:ascii="Times New Roman" w:hAnsi="Times New Roman" w:cs="Times New Roman"/>
+          <w:sz w:val="24"/>
+          <w:szCs w:val="24"/>
+        </w:rPr>
+        <w:drawing>
+          <wp:inline distT="0" distB="0" distL="0" distR="0" wp14:anchorId="3637BB79" wp14:editId="751455A0">
+            <wp:extent cx="3176074" cy="2131621"/>
+            <wp:effectExtent l="0" t="0" r="5715" b="2540"/>
+            <wp:docPr id="1569270287" name="Imagen 1"/>
+            <wp:cNvGraphicFramePr>
+              <a:graphicFrameLocks xmlns:a="http://schemas.openxmlformats.org/drawingml/2006/main" noChangeAspect="1"/>
+            </wp:cNvGraphicFramePr>
+            <a:graphic xmlns:a="http://schemas.openxmlformats.org/drawingml/2006/main">
+              <a:graphicData uri="http://schemas.openxmlformats.org/drawingml/2006/picture">
+                <pic:pic xmlns:pic="http://schemas.openxmlformats.org/drawingml/2006/picture">
+                  <pic:nvPicPr>
+                    <pic:cNvPr id="1569270287" name=""/>
+                    <pic:cNvPicPr/>
+                  </pic:nvPicPr>
+                  <pic:blipFill>
+                    <a:blip r:embed="rId11"/>
+                    <a:stretch>
+                      <a:fillRect/>
+                    </a:stretch>
+                  </pic:blipFill>
+                  <pic:spPr>
+                    <a:xfrm>
+                      <a:off x="0" y="0"/>
+                      <a:ext cx="3216070" cy="2158464"/>
+                    </a:xfrm>
+                    <a:prstGeom prst="rect">
+                      <a:avLst/>
+                    </a:prstGeom>
+                  </pic:spPr>
+                </pic:pic>
+              </a:graphicData>
+            </a:graphic>
+          </wp:inline>
+        </w:drawing>
+      </w:r>
+    </w:p>
+    <w:p>
+      <w:pPr>
+        <w:rPr>
+          <w:rFonts w:ascii="Times New Roman" w:hAnsi="Times New Roman" w:cs="Times New Roman"/>
+          <w:sz w:val="24"/>
+          <w:szCs w:val="24"/>
+        </w:rPr>
+      </w:pPr>
+      <w:r>
+        <w:rPr>
+          <w:rFonts w:ascii="Times New Roman" w:hAnsi="Times New Roman" w:cs="Times New Roman"/>
+          <w:sz w:val="24"/>
+          <w:szCs w:val="24"/>
+        </w:rPr>
+        <w:lastRenderedPageBreak/>
+        <w:drawing>
+          <wp:inline distT="0" distB="0" distL="0" distR="0" wp14:anchorId="659C0432" wp14:editId="517B06EE">
+            <wp:extent cx="2930927" cy="1199407"/>
+            <wp:effectExtent l="0" t="0" r="3175" b="1270"/>
+            <wp:docPr id="317984117" name="Imagen 1"/>
+            <wp:cNvGraphicFramePr>
+              <a:graphicFrameLocks xmlns:a="http://schemas.openxmlformats.org/drawingml/2006/main" noChangeAspect="1"/>
+            </wp:cNvGraphicFramePr>
+            <a:graphic xmlns:a="http://schemas.openxmlformats.org/drawingml/2006/main">
+              <a:graphicData uri="http://schemas.openxmlformats.org/drawingml/2006/picture">
+                <pic:pic xmlns:pic="http://schemas.openxmlformats.org/drawingml/2006/picture">
+                  <pic:nvPicPr>
+                    <pic:cNvPr id="317984117" name=""/>
+                    <pic:cNvPicPr/>
+                  </pic:nvPicPr>
+                  <pic:blipFill>
+                    <a:blip r:embed="rId12"/>
+                    <a:stretch>
+                      <a:fillRect/>
+                    </a:stretch>
+                  </pic:blipFill>
+                  <pic:spPr>
+                    <a:xfrm>
+                      <a:off x="0" y="0"/>
+                      <a:ext cx="2989241" cy="1223270"/>
+                    </a:xfrm>
+                    <a:prstGeom prst="rect">
+                      <a:avLst/>
+                    </a:prstGeom>
+                  </pic:spPr>
+                </pic:pic>
+              </a:graphicData>
+            </a:graphic>
+          </wp:inline>
+        </w:drawing>
+      </w:r>
+      <w:r>
+        <w:rPr>
+          <w:rFonts w:ascii="Times New Roman" w:hAnsi="Times New Roman" w:cs="Times New Roman"/>
+          <w:sz w:val="24"/>
+          <w:szCs w:val="24"/>
+        </w:rPr>
+        <w:t xml:space="preserve"> </w:t>
+      </w:r>
+      <w:r>
+        <w:rPr>
+          <w:rFonts w:ascii="Times New Roman" w:hAnsi="Times New Roman" w:cs="Times New Roman"/>
+          <w:sz w:val="24"/>
+          <w:szCs w:val="24"/>
+        </w:rPr>
+        <w:drawing>
+          <wp:inline distT="0" distB="0" distL="0" distR="0" wp14:anchorId="3F2AFEA5" wp14:editId="0A28704B">
+            <wp:extent cx="2987644" cy="1248671"/>
+            <wp:effectExtent l="0" t="0" r="3810" b="8890"/>
+            <wp:docPr id="1478159879" name="Imagen 1"/>
+            <wp:cNvGraphicFramePr>
+              <a:graphicFrameLocks xmlns:a="http://schemas.openxmlformats.org/drawingml/2006/main" noChangeAspect="1"/>
+            </wp:cNvGraphicFramePr>
+            <a:graphic xmlns:a="http://schemas.openxmlformats.org/drawingml/2006/main">
+              <a:graphicData uri="http://schemas.openxmlformats.org/drawingml/2006/picture">
+                <pic:pic xmlns:pic="http://schemas.openxmlformats.org/drawingml/2006/picture">
+                  <pic:nvPicPr>
+                    <pic:cNvPr id="1478159879" name=""/>
+                    <pic:cNvPicPr/>
+                  </pic:nvPicPr>
+                  <pic:blipFill>
+                    <a:blip r:embed="rId13"/>
+                    <a:stretch>
+                      <a:fillRect/>
+                    </a:stretch>
+                  </pic:blipFill>
+                  <pic:spPr>
+                    <a:xfrm>
+                      <a:off x="0" y="0"/>
+                      <a:ext cx="3004415" cy="1255680"/>
+                    </a:xfrm>
+                    <a:prstGeom prst="rect">
+                      <a:avLst/>
+                    </a:prstGeom>
+                  </pic:spPr>
+                </pic:pic>
+              </a:graphicData>
+            </a:graphic>
+          </wp:inline>
+        </w:drawing>
+      </w:r>
+    </w:p>
+    <w:p>
+      <w:pPr>
+        <w:rPr>
+          <w:rFonts w:ascii="Times New Roman" w:hAnsi="Times New Roman" w:cs="Times New Roman"/>
+          <w:sz w:val="24"/>
+          <w:szCs w:val="24"/>
+        </w:rPr>
+      </w:pPr>
+      <w:r>
+        <w:rPr>
+          <w:rFonts w:ascii="Times New Roman" w:hAnsi="Times New Roman" w:cs="Times New Roman"/>
+          <w:sz w:val="24"/>
+          <w:szCs w:val="24"/>
+        </w:rPr>
+        <w:drawing>
+          <wp:inline distT="0" distB="0" distL="0" distR="0" wp14:anchorId="2C859664" wp14:editId="165D9AEB">
+            <wp:extent cx="2937849" cy="1212117"/>
+            <wp:effectExtent l="0" t="0" r="0" b="7620"/>
+            <wp:docPr id="517320799" name="Imagen 1"/>
+            <wp:cNvGraphicFramePr>
+              <a:graphicFrameLocks xmlns:a="http://schemas.openxmlformats.org/drawingml/2006/main" noChangeAspect="1"/>
+            </wp:cNvGraphicFramePr>
+            <a:graphic xmlns:a="http://schemas.openxmlformats.org/drawingml/2006/main">
+              <a:graphicData uri="http://schemas.openxmlformats.org/drawingml/2006/picture">
+                <pic:pic xmlns:pic="http://schemas.openxmlformats.org/drawingml/2006/picture">
+                  <pic:nvPicPr>
+                    <pic:cNvPr id="517320799" name=""/>
+                    <pic:cNvPicPr/>
+                  </pic:nvPicPr>
+                  <pic:blipFill>
+                    <a:blip r:embed="rId14"/>
+                    <a:stretch>
+                      <a:fillRect/>
+                    </a:stretch>
+                  </pic:blipFill>
+                  <pic:spPr>
+                    <a:xfrm>
+                      <a:off x="0" y="0"/>
+                      <a:ext cx="2949558" cy="1216948"/>
+                    </a:xfrm>
+                    <a:prstGeom prst="rect">
+                      <a:avLst/>
+                    </a:prstGeom>
+                  </pic:spPr>
+                </pic:pic>
+              </a:graphicData>
+            </a:graphic>
+          </wp:inline>
+        </w:drawing>
+      </w:r>
+      <w:r>
+        <w:rPr>
+          <w:rFonts w:ascii="Times New Roman" w:hAnsi="Times New Roman" w:cs="Times New Roman"/>
+          <w:sz w:val="24"/>
+          <w:szCs w:val="24"/>
+        </w:rPr>
+        <w:t xml:space="preserve"> </w:t>
+      </w:r>
+      <w:r>
+        <w:rPr>
+          <w:rFonts w:ascii="Times New Roman" w:hAnsi="Times New Roman" w:cs="Times New Roman"/>
+          <w:sz w:val="24"/>
+          <w:szCs w:val="24"/>
+        </w:rPr>
+        <w:drawing>
+          <wp:inline distT="0" distB="0" distL="0" distR="0" wp14:anchorId="4DCC06EA" wp14:editId="51FDF531">
+            <wp:extent cx="2987040" cy="1206679"/>
+            <wp:effectExtent l="0" t="0" r="3810" b="0"/>
+            <wp:docPr id="2046744357" name="Imagen 1"/>
+            <wp:cNvGraphicFramePr>
+              <a:graphicFrameLocks xmlns:a="http://schemas.openxmlformats.org/drawingml/2006/main" noChangeAspect="1"/>
+            </wp:cNvGraphicFramePr>
+            <a:graphic xmlns:a="http://schemas.openxmlformats.org/drawingml/2006/main">
+              <a:graphicData uri="http://schemas.openxmlformats.org/drawingml/2006/picture">
+                <pic:pic xmlns:pic="http://schemas.openxmlformats.org/drawingml/2006/picture">
+                  <pic:nvPicPr>
+                    <pic:cNvPr id="2046744357" name=""/>
+                    <pic:cNvPicPr/>
+                  </pic:nvPicPr>
+                  <pic:blipFill>
+                    <a:blip r:embed="rId15"/>
+                    <a:stretch>
+                      <a:fillRect/>
+                    </a:stretch>
+                  </pic:blipFill>
+                  <pic:spPr>
+                    <a:xfrm>
+                      <a:off x="0" y="0"/>
+                      <a:ext cx="3004881" cy="1213886"/>
+                    </a:xfrm>
+                    <a:prstGeom prst="rect">
+                      <a:avLst/>
+                    </a:prstGeom>
+                  </pic:spPr>
+                </pic:pic>
+              </a:graphicData>
+            </a:graphic>
+          </wp:inline>
+        </w:drawing>
+      </w:r>
+    </w:p>
+    <w:p>
+      <w:pPr>
+        <w:rPr>
+          <w:rFonts w:ascii="Times New Roman" w:hAnsi="Times New Roman" w:cs="Times New Roman"/>
+          <w:sz w:val="24"/>
+          <w:szCs w:val="24"/>
+        </w:rPr>
+      </w:pPr>
+      <w:r>
+        <w:rPr>
+          <w:rFonts w:ascii="Times New Roman" w:hAnsi="Times New Roman" w:cs="Times New Roman"/>
+          <w:sz w:val="24"/>
+          <w:szCs w:val="24"/>
+        </w:rPr>
+        <w:drawing>
+          <wp:inline distT="0" distB="0" distL="0" distR="0" wp14:anchorId="04ACFEDE" wp14:editId="621E81DA">
+            <wp:extent cx="3657600" cy="1952155"/>
+            <wp:effectExtent l="0" t="0" r="0" b="0"/>
+            <wp:docPr id="75759591" name="Imagen 1"/>
+            <wp:cNvGraphicFramePr>
+              <a:graphicFrameLocks xmlns:a="http://schemas.openxmlformats.org/drawingml/2006/main" noChangeAspect="1"/>
+            </wp:cNvGraphicFramePr>
+            <a:graphic xmlns:a="http://schemas.openxmlformats.org/drawingml/2006/main">
+              <a:graphicData uri="http://schemas.openxmlformats.org/drawingml/2006/picture">
+                <pic:pic xmlns:pic="http://schemas.openxmlformats.org/drawingml/2006/picture">
+                  <pic:nvPicPr>
+                    <pic:cNvPr id="75759591" name=""/>
+                    <pic:cNvPicPr/>
+                  </pic:nvPicPr>
+                  <pic:blipFill>
+                    <a:blip r:embed="rId16"/>
+                    <a:stretch>
+                      <a:fillRect/>
+                    </a:stretch>
+                  </pic:blipFill>
+                  <pic:spPr>
+                    <a:xfrm>
+                      <a:off x="0" y="0"/>
+                      <a:ext cx="3670152" cy="1958855"/>
+                    </a:xfrm>
+                    <a:prstGeom prst="rect">
+                      <a:avLst/>
+                    </a:prstGeom>
+                  </pic:spPr>
+                </pic:pic>
+              </a:graphicData>
+            </a:graphic>
+          </wp:inline>
+        </w:drawing>
+      </w:r>
+    </w:p>
+    <w:p>
+      <w:pPr>
+        <w:rPr>
+          <w:rFonts w:ascii="Times New Roman" w:hAnsi="Times New Roman" w:cs="Times New Roman"/>
+          <w:sz w:val="24"/>
+          <w:szCs w:val="24"/>
+        </w:rPr>
+      </w:pPr>
+      <w:r>
+        <w:rPr>
+          <w:rFonts w:ascii="Times New Roman" w:hAnsi="Times New Roman" w:cs="Times New Roman"/>
+          <w:sz w:val="24"/>
+          <w:szCs w:val="24"/>
+        </w:rPr>
+        <w:drawing>
+          <wp:inline distT="0" distB="0" distL="0" distR="0" wp14:anchorId="7A6B7056" wp14:editId="26F3EF84">
+            <wp:extent cx="3093522" cy="1621516"/>
+            <wp:effectExtent l="0" t="0" r="0" b="0"/>
+            <wp:docPr id="2024468857" name="Imagen 1"/>
+            <wp:cNvGraphicFramePr>
+              <a:graphicFrameLocks xmlns:a="http://schemas.openxmlformats.org/drawingml/2006/main" noChangeAspect="1"/>
+            </wp:cNvGraphicFramePr>
+            <a:graphic xmlns:a="http://schemas.openxmlformats.org/drawingml/2006/main">
+              <a:graphicData uri="http://schemas.openxmlformats.org/drawingml/2006/picture">
+                <pic:pic xmlns:pic="http://schemas.openxmlformats.org/drawingml/2006/picture">
+                  <pic:nvPicPr>
+                    <pic:cNvPr id="2024468857" name=""/>
+                    <pic:cNvPicPr/>
+                  </pic:nvPicPr>
+                  <pic:blipFill>
+                    <a:blip r:embed="rId17"/>
+                    <a:stretch>
+                      <a:fillRect/>
+                    </a:stretch>
+                  </pic:blipFill>
+                  <pic:spPr>
+                    <a:xfrm>
+                      <a:off x="0" y="0"/>
+                      <a:ext cx="3123630" cy="1637298"/>
+                    </a:xfrm>
+                    <a:prstGeom prst="rect">
+                      <a:avLst/>
+                    </a:prstGeom>
+                  </pic:spPr>
+                </pic:pic>
+              </a:graphicData>
+            </a:graphic>
+          </wp:inline>
+        </w:drawing>
+      </w:r>
+      <w:r>
+        <w:rPr>
+          <w:rFonts w:ascii="Times New Roman" w:hAnsi="Times New Roman" w:cs="Times New Roman"/>
+          <w:sz w:val="24"/>
+          <w:szCs w:val="24"/>
+        </w:rPr>
+        <w:drawing>
+          <wp:inline distT="0" distB="0" distL="0" distR="0" wp14:anchorId="6445C6AD" wp14:editId="63E3C0E6">
+            <wp:extent cx="2937510" cy="1133587"/>
+            <wp:effectExtent l="0" t="0" r="0" b="9525"/>
+            <wp:docPr id="1672125085" name="Imagen 1"/>
+            <wp:cNvGraphicFramePr>
+              <a:graphicFrameLocks xmlns:a="http://schemas.openxmlformats.org/drawingml/2006/main" noChangeAspect="1"/>
+            </wp:cNvGraphicFramePr>
+            <a:graphic xmlns:a="http://schemas.openxmlformats.org/drawingml/2006/main">
+              <a:graphicData uri="http://schemas.openxmlformats.org/drawingml/2006/picture">
+                <pic:pic xmlns:pic="http://schemas.openxmlformats.org/drawingml/2006/picture">
+                  <pic:nvPicPr>
+                    <pic:cNvPr id="1672125085" name=""/>
+                    <pic:cNvPicPr/>
+                  </pic:nvPicPr>
+                  <pic:blipFill>
+                    <a:blip r:embed="rId18"/>
+                    <a:stretch>
+                      <a:fillRect/>
+                    </a:stretch>
+                  </pic:blipFill>
+                  <pic:spPr>
+                    <a:xfrm>
+                      <a:off x="0" y="0"/>
+                      <a:ext cx="2957045" cy="1141126"/>
+                    </a:xfrm>
+                    <a:prstGeom prst="rect">
+                      <a:avLst/>
+                    </a:prstGeom>
+                  </pic:spPr>
+                </pic:pic>
+              </a:graphicData>
+            </a:graphic>
+          </wp:inline>
+        </w:drawing>
+      </w:r>
+    </w:p>
+    <w:p>
+      <w:pPr>
+        <w:rPr>
+          <w:rFonts w:ascii="Times New Roman" w:hAnsi="Times New Roman" w:cs="Times New Roman"/>
+          <w:sz w:val="24"/>
+          <w:szCs w:val="24"/>
+        </w:rPr>
+      </w:pPr>
+    </w:p>
+    <w:p>
+      <w:pPr>
+        <w:rPr>
+          <w:rFonts w:ascii="Times New Roman" w:hAnsi="Times New Roman" w:cs="Times New Roman"/>
+          <w:sz w:val="24"/>
+          <w:szCs w:val="24"/>
+        </w:rPr>
+      </w:pPr>
+    </w:p>
+    <w:p>
+      <w:pPr>
+        <w:rPr>
+          <w:rFonts w:ascii="Times New Roman" w:hAnsi="Times New Roman" w:cs="Times New Roman"/>
+          <w:sz w:val="24"/>
+          <w:szCs w:val="24"/>
+        </w:rPr>
+      </w:pPr>
+    </w:p>
+    <w:p>
+      <w:pPr>
+        <w:rPr>
+          <w:rFonts w:ascii="Times New Roman" w:hAnsi="Times New Roman" w:cs="Times New Roman"/>
+          <w:sz w:val="24"/>
+          <w:szCs w:val="24"/>
+        </w:rPr>
+      </w:pPr>
     </w:p>
     <w:p>
       <w:pPr>

--- a/Ciclo 02 - 2026/COS 1/Lab_Practico_3_VM15037.docx
+++ b/Ciclo 02 - 2026/COS 1/Lab_Practico_3_VM15037.docx
@@ -44,7 +44,7 @@
                     <pic:cNvPicPr/>
                   </pic:nvPicPr>
                   <pic:blipFill>
-                    <a:blip r:embed="rId5">
+                    <a:blip r:embed="rId6">
                       <a:extLst>
                         <a:ext uri="{28A0092B-C50C-407E-A947-70E740481C1C}">
                           <a14:useLocalDpi xmlns:a14="http://schemas.microsoft.com/office/drawing/2010/main" val="0"/>
@@ -84,27 +84,7 @@
           <w:sz w:val="24"/>
           <w:szCs w:val="24"/>
         </w:rPr>
-        <w:t>UNIVERSIDAD DE</w:t>
-      </w:r>
-      <w:r>
-        <w:rPr>
-          <w:rFonts w:ascii="Times New Roman" w:hAnsi="Times New Roman" w:cs="Times New Roman"/>
-          <w:b/>
-          <w:bCs/>
-          <w:sz w:val="24"/>
-          <w:szCs w:val="24"/>
-        </w:rPr>
-        <w:t xml:space="preserve"> </w:t>
-      </w:r>
-      <w:r>
-        <w:rPr>
-          <w:rFonts w:ascii="Times New Roman" w:hAnsi="Times New Roman" w:cs="Times New Roman"/>
-          <w:b/>
-          <w:bCs/>
-          <w:sz w:val="24"/>
-          <w:szCs w:val="24"/>
-        </w:rPr>
-        <w:t>EL SALVADOR</w:t>
+        <w:t>UNIVERSIDAD DE EL SALVADOR</w:t>
       </w:r>
     </w:p>
     <w:p>
@@ -213,27 +193,7 @@
           <w:sz w:val="24"/>
           <w:szCs w:val="24"/>
         </w:rPr>
-        <w:t xml:space="preserve"> CICLO 0</w:t>
-      </w:r>
-      <w:r>
-        <w:rPr>
-          <w:rFonts w:ascii="Times New Roman" w:hAnsi="Times New Roman" w:cs="Times New Roman"/>
-          <w:b/>
-          <w:bCs/>
-          <w:sz w:val="24"/>
-          <w:szCs w:val="24"/>
-        </w:rPr>
-        <w:t>2</w:t>
-      </w:r>
-      <w:r>
-        <w:rPr>
-          <w:rFonts w:ascii="Times New Roman" w:hAnsi="Times New Roman" w:cs="Times New Roman"/>
-          <w:b/>
-          <w:bCs/>
-          <w:sz w:val="24"/>
-          <w:szCs w:val="24"/>
-        </w:rPr>
-        <w:t xml:space="preserve"> – 2026</w:t>
+        <w:t xml:space="preserve"> CICLO 02 – 2026</w:t>
       </w:r>
     </w:p>
     <w:p>
@@ -282,7 +242,7 @@
                     </pic:cNvPicPr>
                   </pic:nvPicPr>
                   <pic:blipFill>
-                    <a:blip r:embed="rId6" cstate="print">
+                    <a:blip r:embed="rId7" cstate="print">
                       <a:grayscl/>
                       <a:extLst>
                         <a:ext uri="{28A0092B-C50C-407E-A947-70E740481C1C}">
@@ -372,15 +332,7 @@
           <w:sz w:val="24"/>
           <w:szCs w:val="24"/>
         </w:rPr>
-        <w:t xml:space="preserve">SOLUCIÓN LABORATORIO PRACTICO </w:t>
-      </w:r>
-      <w:r>
-        <w:rPr>
-          <w:rFonts w:ascii="Times New Roman" w:hAnsi="Times New Roman" w:cs="Times New Roman"/>
-          <w:sz w:val="24"/>
-          <w:szCs w:val="24"/>
-        </w:rPr>
-        <w:t>3</w:t>
+        <w:t>SOLUCIÓN LABORATORIO PRACTICO 3</w:t>
       </w:r>
     </w:p>
     <w:p>
@@ -750,23 +702,7 @@
           <w:sz w:val="24"/>
           <w:szCs w:val="24"/>
         </w:rPr>
-        <w:t xml:space="preserve">A partir del bloque de direcciones IPv4 172.16.0.0/16, diseñe un esquema de direccionamiento mediante VLSM que satisfaga los requerimientos de cada segmento de red representado en la topología. Complete la tabla de direccionamiento e indique la dirección de red, la máscara en formato decimal y el prefijo CIDR, la puerta de enlace, el rango de direcciones utilizables y la dirección de broadcast (Justifique los cálculos de </w:t>
-      </w:r>
-      <w:r>
-        <w:rPr>
-          <w:rFonts w:ascii="Times New Roman" w:hAnsi="Times New Roman" w:cs="Times New Roman"/>
-          <w:sz w:val="24"/>
-          <w:szCs w:val="24"/>
-        </w:rPr>
-        <w:t>Subneteo</w:t>
-      </w:r>
-      <w:r>
-        <w:rPr>
-          <w:rFonts w:ascii="Times New Roman" w:hAnsi="Times New Roman" w:cs="Times New Roman"/>
-          <w:sz w:val="24"/>
-          <w:szCs w:val="24"/>
-        </w:rPr>
-        <w:t xml:space="preserve"> en el documento de entrega, adjunte pruebas de realización del Subneteo)</w:t>
+        <w:t>A partir del bloque de direcciones IPv4 172.16.0.0/16, diseñe un esquema de direccionamiento mediante VLSM que satisfaga los requerimientos de cada segmento de red representado en la topología. Complete la tabla de direccionamiento e indique la dirección de red, la máscara en formato decimal y el prefijo CIDR, la puerta de enlace, el rango de direcciones utilizables y la dirección de broadcast (Justifique los cálculos de Subneteo en el documento de entrega, adjunte pruebas de realización del Subneteo)</w:t>
       </w:r>
       <w:r>
         <w:rPr>
@@ -828,6 +764,7 @@
       <w:r>
         <w:rPr>
           <w:rFonts w:ascii="Times New Roman" w:hAnsi="Times New Roman" w:cs="Times New Roman"/>
+          <w:noProof/>
           <w:sz w:val="24"/>
           <w:szCs w:val="24"/>
         </w:rPr>
@@ -847,7 +784,7 @@
                     <pic:cNvPicPr/>
                   </pic:nvPicPr>
                   <pic:blipFill>
-                    <a:blip r:embed="rId7"/>
+                    <a:blip r:embed="rId8"/>
                     <a:stretch>
                       <a:fillRect/>
                     </a:stretch>
@@ -881,6 +818,7 @@
       <w:r>
         <w:rPr>
           <w:rFonts w:ascii="Times New Roman" w:hAnsi="Times New Roman" w:cs="Times New Roman"/>
+          <w:noProof/>
           <w:sz w:val="24"/>
           <w:szCs w:val="24"/>
         </w:rPr>
@@ -901,7 +839,7 @@
                     <pic:cNvPicPr/>
                   </pic:nvPicPr>
                   <pic:blipFill>
-                    <a:blip r:embed="rId8"/>
+                    <a:blip r:embed="rId9"/>
                     <a:stretch>
                       <a:fillRect/>
                     </a:stretch>
@@ -935,6 +873,7 @@
       <w:r>
         <w:rPr>
           <w:rFonts w:ascii="Times New Roman" w:hAnsi="Times New Roman" w:cs="Times New Roman"/>
+          <w:noProof/>
           <w:sz w:val="24"/>
           <w:szCs w:val="24"/>
         </w:rPr>
@@ -954,7 +893,7 @@
                     <pic:cNvPicPr/>
                   </pic:nvPicPr>
                   <pic:blipFill>
-                    <a:blip r:embed="rId9"/>
+                    <a:blip r:embed="rId10"/>
                     <a:stretch>
                       <a:fillRect/>
                     </a:stretch>
@@ -2726,6 +2665,7 @@
       <w:r>
         <w:rPr>
           <w:rFonts w:ascii="Times New Roman" w:hAnsi="Times New Roman" w:cs="Times New Roman"/>
+          <w:noProof/>
           <w:sz w:val="24"/>
           <w:szCs w:val="24"/>
         </w:rPr>
@@ -2745,7 +2685,7 @@
                     <pic:cNvPicPr/>
                   </pic:nvPicPr>
                   <pic:blipFill>
-                    <a:blip r:embed="rId10"/>
+                    <a:blip r:embed="rId11"/>
                     <a:stretch>
                       <a:fillRect/>
                     </a:stretch>
@@ -2770,13 +2710,17 @@
       <w:pPr>
         <w:rPr>
           <w:rFonts w:ascii="Times New Roman" w:hAnsi="Times New Roman" w:cs="Times New Roman"/>
-          <w:sz w:val="24"/>
-          <w:szCs w:val="24"/>
-        </w:rPr>
-      </w:pPr>
-      <w:r>
-        <w:rPr>
-          <w:rFonts w:ascii="Times New Roman" w:hAnsi="Times New Roman" w:cs="Times New Roman"/>
+          <w:b/>
+          <w:bCs/>
+          <w:sz w:val="24"/>
+          <w:szCs w:val="24"/>
+        </w:rPr>
+      </w:pPr>
+      <w:r>
+        <w:rPr>
+          <w:rFonts w:ascii="Times New Roman" w:hAnsi="Times New Roman" w:cs="Times New Roman"/>
+          <w:b/>
+          <w:bCs/>
           <w:sz w:val="24"/>
           <w:szCs w:val="24"/>
         </w:rPr>
@@ -2785,6 +2729,8 @@
       <w:r>
         <w:rPr>
           <w:rFonts w:ascii="Times New Roman" w:hAnsi="Times New Roman" w:cs="Times New Roman"/>
+          <w:b/>
+          <w:bCs/>
           <w:sz w:val="24"/>
           <w:szCs w:val="24"/>
         </w:rPr>
@@ -2793,6 +2739,8 @@
       <w:r>
         <w:rPr>
           <w:rFonts w:ascii="Times New Roman" w:hAnsi="Times New Roman" w:cs="Times New Roman"/>
+          <w:b/>
+          <w:bCs/>
           <w:sz w:val="24"/>
           <w:szCs w:val="24"/>
         </w:rPr>
@@ -2810,6 +2758,7 @@
       <w:r>
         <w:rPr>
           <w:rFonts w:ascii="Times New Roman" w:hAnsi="Times New Roman" w:cs="Times New Roman"/>
+          <w:noProof/>
           <w:sz w:val="24"/>
           <w:szCs w:val="24"/>
         </w:rPr>
@@ -2829,7 +2778,7 @@
                     <pic:cNvPicPr/>
                   </pic:nvPicPr>
                   <pic:blipFill>
-                    <a:blip r:embed="rId11"/>
+                    <a:blip r:embed="rId12"/>
                     <a:stretch>
                       <a:fillRect/>
                     </a:stretch>
@@ -2861,6 +2810,7 @@
       <w:r>
         <w:rPr>
           <w:rFonts w:ascii="Times New Roman" w:hAnsi="Times New Roman" w:cs="Times New Roman"/>
+          <w:noProof/>
           <w:sz w:val="24"/>
           <w:szCs w:val="24"/>
         </w:rPr>
@@ -2881,7 +2831,7 @@
                     <pic:cNvPicPr/>
                   </pic:nvPicPr>
                   <pic:blipFill>
-                    <a:blip r:embed="rId12"/>
+                    <a:blip r:embed="rId13"/>
                     <a:stretch>
                       <a:fillRect/>
                     </a:stretch>
@@ -2912,6 +2862,7 @@
       <w:r>
         <w:rPr>
           <w:rFonts w:ascii="Times New Roman" w:hAnsi="Times New Roman" w:cs="Times New Roman"/>
+          <w:noProof/>
           <w:sz w:val="24"/>
           <w:szCs w:val="24"/>
         </w:rPr>
@@ -2931,7 +2882,7 @@
                     <pic:cNvPicPr/>
                   </pic:nvPicPr>
                   <pic:blipFill>
-                    <a:blip r:embed="rId13"/>
+                    <a:blip r:embed="rId14"/>
                     <a:stretch>
                       <a:fillRect/>
                     </a:stretch>
@@ -2963,6 +2914,7 @@
       <w:r>
         <w:rPr>
           <w:rFonts w:ascii="Times New Roman" w:hAnsi="Times New Roman" w:cs="Times New Roman"/>
+          <w:noProof/>
           <w:sz w:val="24"/>
           <w:szCs w:val="24"/>
         </w:rPr>
@@ -2982,7 +2934,7 @@
                     <pic:cNvPicPr/>
                   </pic:nvPicPr>
                   <pic:blipFill>
-                    <a:blip r:embed="rId14"/>
+                    <a:blip r:embed="rId15"/>
                     <a:stretch>
                       <a:fillRect/>
                     </a:stretch>
@@ -3013,6 +2965,7 @@
       <w:r>
         <w:rPr>
           <w:rFonts w:ascii="Times New Roman" w:hAnsi="Times New Roman" w:cs="Times New Roman"/>
+          <w:noProof/>
           <w:sz w:val="24"/>
           <w:szCs w:val="24"/>
         </w:rPr>
@@ -3032,7 +2985,7 @@
                     <pic:cNvPicPr/>
                   </pic:nvPicPr>
                   <pic:blipFill>
-                    <a:blip r:embed="rId15"/>
+                    <a:blip r:embed="rId16"/>
                     <a:stretch>
                       <a:fillRect/>
                     </a:stretch>
@@ -3064,6 +3017,7 @@
       <w:r>
         <w:rPr>
           <w:rFonts w:ascii="Times New Roman" w:hAnsi="Times New Roman" w:cs="Times New Roman"/>
+          <w:noProof/>
           <w:sz w:val="24"/>
           <w:szCs w:val="24"/>
         </w:rPr>
@@ -3083,7 +3037,7 @@
                     <pic:cNvPicPr/>
                   </pic:nvPicPr>
                   <pic:blipFill>
-                    <a:blip r:embed="rId16"/>
+                    <a:blip r:embed="rId17"/>
                     <a:stretch>
                       <a:fillRect/>
                     </a:stretch>
@@ -3103,65 +3057,15 @@
           </wp:inline>
         </w:drawing>
       </w:r>
-    </w:p>
-    <w:p>
-      <w:pPr>
-        <w:rPr>
-          <w:rFonts w:ascii="Times New Roman" w:hAnsi="Times New Roman" w:cs="Times New Roman"/>
-          <w:sz w:val="24"/>
-          <w:szCs w:val="24"/>
-        </w:rPr>
-      </w:pPr>
-      <w:r>
-        <w:rPr>
-          <w:rFonts w:ascii="Times New Roman" w:hAnsi="Times New Roman" w:cs="Times New Roman"/>
+      <w:r>
+        <w:rPr>
+          <w:rFonts w:ascii="Times New Roman" w:hAnsi="Times New Roman" w:cs="Times New Roman"/>
+          <w:noProof/>
           <w:sz w:val="24"/>
           <w:szCs w:val="24"/>
         </w:rPr>
         <w:drawing>
-          <wp:inline distT="0" distB="0" distL="0" distR="0" wp14:anchorId="7A6B7056" wp14:editId="26F3EF84">
-            <wp:extent cx="3093522" cy="1621516"/>
-            <wp:effectExtent l="0" t="0" r="0" b="0"/>
-            <wp:docPr id="2024468857" name="Imagen 1"/>
-            <wp:cNvGraphicFramePr>
-              <a:graphicFrameLocks xmlns:a="http://schemas.openxmlformats.org/drawingml/2006/main" noChangeAspect="1"/>
-            </wp:cNvGraphicFramePr>
-            <a:graphic xmlns:a="http://schemas.openxmlformats.org/drawingml/2006/main">
-              <a:graphicData uri="http://schemas.openxmlformats.org/drawingml/2006/picture">
-                <pic:pic xmlns:pic="http://schemas.openxmlformats.org/drawingml/2006/picture">
-                  <pic:nvPicPr>
-                    <pic:cNvPr id="2024468857" name=""/>
-                    <pic:cNvPicPr/>
-                  </pic:nvPicPr>
-                  <pic:blipFill>
-                    <a:blip r:embed="rId17"/>
-                    <a:stretch>
-                      <a:fillRect/>
-                    </a:stretch>
-                  </pic:blipFill>
-                  <pic:spPr>
-                    <a:xfrm>
-                      <a:off x="0" y="0"/>
-                      <a:ext cx="3123630" cy="1637298"/>
-                    </a:xfrm>
-                    <a:prstGeom prst="rect">
-                      <a:avLst/>
-                    </a:prstGeom>
-                  </pic:spPr>
-                </pic:pic>
-              </a:graphicData>
-            </a:graphic>
-          </wp:inline>
-        </w:drawing>
-      </w:r>
-      <w:r>
-        <w:rPr>
-          <w:rFonts w:ascii="Times New Roman" w:hAnsi="Times New Roman" w:cs="Times New Roman"/>
-          <w:sz w:val="24"/>
-          <w:szCs w:val="24"/>
-        </w:rPr>
-        <w:drawing>
-          <wp:inline distT="0" distB="0" distL="0" distR="0" wp14:anchorId="6445C6AD" wp14:editId="63E3C0E6">
+          <wp:inline distT="0" distB="0" distL="0" distR="0" wp14:anchorId="6EA23CC7" wp14:editId="61029D98">
             <wp:extent cx="2937510" cy="1133587"/>
             <wp:effectExtent l="0" t="0" r="0" b="9525"/>
             <wp:docPr id="1672125085" name="Imagen 1"/>
@@ -3201,73 +3105,841 @@
       <w:pPr>
         <w:rPr>
           <w:rFonts w:ascii="Times New Roman" w:hAnsi="Times New Roman" w:cs="Times New Roman"/>
-          <w:sz w:val="24"/>
-          <w:szCs w:val="24"/>
-        </w:rPr>
-      </w:pPr>
-    </w:p>
-    <w:p>
-      <w:pPr>
-        <w:rPr>
-          <w:rFonts w:ascii="Times New Roman" w:hAnsi="Times New Roman" w:cs="Times New Roman"/>
-          <w:sz w:val="24"/>
-          <w:szCs w:val="24"/>
-        </w:rPr>
-      </w:pPr>
-    </w:p>
-    <w:p>
-      <w:pPr>
-        <w:rPr>
-          <w:rFonts w:ascii="Times New Roman" w:hAnsi="Times New Roman" w:cs="Times New Roman"/>
-          <w:sz w:val="24"/>
-          <w:szCs w:val="24"/>
-        </w:rPr>
-      </w:pPr>
-    </w:p>
-    <w:p>
-      <w:pPr>
-        <w:rPr>
-          <w:rFonts w:ascii="Times New Roman" w:hAnsi="Times New Roman" w:cs="Times New Roman"/>
-          <w:sz w:val="24"/>
-          <w:szCs w:val="24"/>
-        </w:rPr>
-      </w:pPr>
-    </w:p>
-    <w:p>
-      <w:pPr>
-        <w:rPr>
-          <w:rFonts w:ascii="Times New Roman" w:hAnsi="Times New Roman" w:cs="Times New Roman"/>
-          <w:sz w:val="24"/>
-          <w:szCs w:val="24"/>
-        </w:rPr>
-      </w:pPr>
-    </w:p>
-    <w:p>
-      <w:pPr>
-        <w:rPr>
-          <w:rFonts w:ascii="Times New Roman" w:hAnsi="Times New Roman" w:cs="Times New Roman"/>
-          <w:sz w:val="24"/>
-          <w:szCs w:val="24"/>
-        </w:rPr>
-      </w:pPr>
-    </w:p>
-    <w:p>
-      <w:pPr>
-        <w:rPr>
-          <w:rFonts w:ascii="Times New Roman" w:hAnsi="Times New Roman" w:cs="Times New Roman"/>
-          <w:sz w:val="24"/>
-          <w:szCs w:val="24"/>
-        </w:rPr>
-      </w:pPr>
-    </w:p>
-    <w:p>
-      <w:pPr>
-        <w:rPr>
-          <w:rFonts w:ascii="Times New Roman" w:hAnsi="Times New Roman" w:cs="Times New Roman"/>
-          <w:sz w:val="24"/>
-          <w:szCs w:val="24"/>
-        </w:rPr>
-      </w:pPr>
+          <w:b/>
+          <w:bCs/>
+          <w:sz w:val="24"/>
+          <w:szCs w:val="24"/>
+        </w:rPr>
+      </w:pPr>
+      <w:r>
+        <w:rPr>
+          <w:rFonts w:ascii="Times New Roman" w:hAnsi="Times New Roman" w:cs="Times New Roman"/>
+          <w:b/>
+          <w:bCs/>
+          <w:sz w:val="24"/>
+          <w:szCs w:val="24"/>
+        </w:rPr>
+        <w:t>Configurando el servicio DNS en el servidor</w:t>
+      </w:r>
+    </w:p>
+    <w:p>
+      <w:pPr>
+        <w:rPr>
+          <w:rFonts w:ascii="Times New Roman" w:hAnsi="Times New Roman" w:cs="Times New Roman"/>
+          <w:sz w:val="24"/>
+          <w:szCs w:val="24"/>
+        </w:rPr>
+      </w:pPr>
+      <w:r>
+        <w:rPr>
+          <w:rFonts w:ascii="Times New Roman" w:hAnsi="Times New Roman" w:cs="Times New Roman"/>
+          <w:noProof/>
+          <w:sz w:val="24"/>
+          <w:szCs w:val="24"/>
+        </w:rPr>
+        <w:drawing>
+          <wp:inline distT="0" distB="0" distL="0" distR="0" wp14:anchorId="7A6B7056" wp14:editId="26F3EF84">
+            <wp:extent cx="3093522" cy="1621516"/>
+            <wp:effectExtent l="0" t="0" r="0" b="0"/>
+            <wp:docPr id="2024468857" name="Imagen 1"/>
+            <wp:cNvGraphicFramePr>
+              <a:graphicFrameLocks xmlns:a="http://schemas.openxmlformats.org/drawingml/2006/main" noChangeAspect="1"/>
+            </wp:cNvGraphicFramePr>
+            <a:graphic xmlns:a="http://schemas.openxmlformats.org/drawingml/2006/main">
+              <a:graphicData uri="http://schemas.openxmlformats.org/drawingml/2006/picture">
+                <pic:pic xmlns:pic="http://schemas.openxmlformats.org/drawingml/2006/picture">
+                  <pic:nvPicPr>
+                    <pic:cNvPr id="2024468857" name=""/>
+                    <pic:cNvPicPr/>
+                  </pic:nvPicPr>
+                  <pic:blipFill>
+                    <a:blip r:embed="rId19"/>
+                    <a:stretch>
+                      <a:fillRect/>
+                    </a:stretch>
+                  </pic:blipFill>
+                  <pic:spPr>
+                    <a:xfrm>
+                      <a:off x="0" y="0"/>
+                      <a:ext cx="3123630" cy="1637298"/>
+                    </a:xfrm>
+                    <a:prstGeom prst="rect">
+                      <a:avLst/>
+                    </a:prstGeom>
+                  </pic:spPr>
+                </pic:pic>
+              </a:graphicData>
+            </a:graphic>
+          </wp:inline>
+        </w:drawing>
+      </w:r>
+    </w:p>
+    <w:p>
+      <w:pPr>
+        <w:rPr>
+          <w:rFonts w:ascii="Times New Roman" w:hAnsi="Times New Roman" w:cs="Times New Roman"/>
+          <w:sz w:val="24"/>
+          <w:szCs w:val="24"/>
+        </w:rPr>
+      </w:pPr>
+    </w:p>
+    <w:p>
+      <w:pPr>
+        <w:rPr>
+          <w:rFonts w:ascii="Times New Roman" w:hAnsi="Times New Roman" w:cs="Times New Roman"/>
+          <w:b/>
+          <w:bCs/>
+          <w:sz w:val="24"/>
+          <w:szCs w:val="24"/>
+        </w:rPr>
+      </w:pPr>
+      <w:r>
+        <w:rPr>
+          <w:rFonts w:ascii="Times New Roman" w:hAnsi="Times New Roman" w:cs="Times New Roman"/>
+          <w:b/>
+          <w:bCs/>
+          <w:sz w:val="24"/>
+          <w:szCs w:val="24"/>
+        </w:rPr>
+        <w:lastRenderedPageBreak/>
+        <w:t>Configurando redes punto a punto</w:t>
+      </w:r>
+    </w:p>
+    <w:p>
+      <w:pPr>
+        <w:rPr>
+          <w:rFonts w:ascii="Times New Roman" w:hAnsi="Times New Roman" w:cs="Times New Roman"/>
+          <w:b/>
+          <w:bCs/>
+          <w:sz w:val="24"/>
+          <w:szCs w:val="24"/>
+        </w:rPr>
+      </w:pPr>
+      <w:r>
+        <w:rPr>
+          <w:rFonts w:ascii="Times New Roman" w:hAnsi="Times New Roman" w:cs="Times New Roman"/>
+          <w:b/>
+          <w:bCs/>
+          <w:noProof/>
+          <w:sz w:val="24"/>
+          <w:szCs w:val="24"/>
+        </w:rPr>
+        <w:drawing>
+          <wp:inline distT="0" distB="0" distL="0" distR="0" wp14:anchorId="2E7760C5" wp14:editId="265A8466">
+            <wp:extent cx="2958248" cy="2167247"/>
+            <wp:effectExtent l="0" t="0" r="0" b="5080"/>
+            <wp:docPr id="1155119457" name="Imagen 1"/>
+            <wp:cNvGraphicFramePr>
+              <a:graphicFrameLocks xmlns:a="http://schemas.openxmlformats.org/drawingml/2006/main" noChangeAspect="1"/>
+            </wp:cNvGraphicFramePr>
+            <a:graphic xmlns:a="http://schemas.openxmlformats.org/drawingml/2006/main">
+              <a:graphicData uri="http://schemas.openxmlformats.org/drawingml/2006/picture">
+                <pic:pic xmlns:pic="http://schemas.openxmlformats.org/drawingml/2006/picture">
+                  <pic:nvPicPr>
+                    <pic:cNvPr id="1155119457" name=""/>
+                    <pic:cNvPicPr/>
+                  </pic:nvPicPr>
+                  <pic:blipFill>
+                    <a:blip r:embed="rId20"/>
+                    <a:stretch>
+                      <a:fillRect/>
+                    </a:stretch>
+                  </pic:blipFill>
+                  <pic:spPr>
+                    <a:xfrm>
+                      <a:off x="0" y="0"/>
+                      <a:ext cx="2987942" cy="2189001"/>
+                    </a:xfrm>
+                    <a:prstGeom prst="rect">
+                      <a:avLst/>
+                    </a:prstGeom>
+                  </pic:spPr>
+                </pic:pic>
+              </a:graphicData>
+            </a:graphic>
+          </wp:inline>
+        </w:drawing>
+      </w:r>
+      <w:r>
+        <w:rPr>
+          <w:rFonts w:ascii="Times New Roman" w:hAnsi="Times New Roman" w:cs="Times New Roman"/>
+          <w:b/>
+          <w:bCs/>
+          <w:sz w:val="24"/>
+          <w:szCs w:val="24"/>
+        </w:rPr>
+        <w:t xml:space="preserve"> </w:t>
+      </w:r>
+      <w:r>
+        <w:rPr>
+          <w:rFonts w:ascii="Times New Roman" w:hAnsi="Times New Roman" w:cs="Times New Roman"/>
+          <w:b/>
+          <w:bCs/>
+          <w:noProof/>
+          <w:sz w:val="24"/>
+          <w:szCs w:val="24"/>
+        </w:rPr>
+        <w:drawing>
+          <wp:inline distT="0" distB="0" distL="0" distR="0" wp14:anchorId="48B7EDE2" wp14:editId="1CFC9764">
+            <wp:extent cx="3045460" cy="2126829"/>
+            <wp:effectExtent l="0" t="0" r="2540" b="6985"/>
+            <wp:docPr id="77714104" name="Imagen 1"/>
+            <wp:cNvGraphicFramePr>
+              <a:graphicFrameLocks xmlns:a="http://schemas.openxmlformats.org/drawingml/2006/main" noChangeAspect="1"/>
+            </wp:cNvGraphicFramePr>
+            <a:graphic xmlns:a="http://schemas.openxmlformats.org/drawingml/2006/main">
+              <a:graphicData uri="http://schemas.openxmlformats.org/drawingml/2006/picture">
+                <pic:pic xmlns:pic="http://schemas.openxmlformats.org/drawingml/2006/picture">
+                  <pic:nvPicPr>
+                    <pic:cNvPr id="77714104" name=""/>
+                    <pic:cNvPicPr/>
+                  </pic:nvPicPr>
+                  <pic:blipFill>
+                    <a:blip r:embed="rId21"/>
+                    <a:stretch>
+                      <a:fillRect/>
+                    </a:stretch>
+                  </pic:blipFill>
+                  <pic:spPr>
+                    <a:xfrm>
+                      <a:off x="0" y="0"/>
+                      <a:ext cx="3074893" cy="2147384"/>
+                    </a:xfrm>
+                    <a:prstGeom prst="rect">
+                      <a:avLst/>
+                    </a:prstGeom>
+                  </pic:spPr>
+                </pic:pic>
+              </a:graphicData>
+            </a:graphic>
+          </wp:inline>
+        </w:drawing>
+      </w:r>
+    </w:p>
+    <w:p>
+      <w:pPr>
+        <w:rPr>
+          <w:rFonts w:ascii="Times New Roman" w:hAnsi="Times New Roman" w:cs="Times New Roman"/>
+          <w:b/>
+          <w:bCs/>
+          <w:sz w:val="24"/>
+          <w:szCs w:val="24"/>
+        </w:rPr>
+      </w:pPr>
+      <w:r>
+        <w:rPr>
+          <w:rFonts w:ascii="Times New Roman" w:hAnsi="Times New Roman" w:cs="Times New Roman"/>
+          <w:b/>
+          <w:bCs/>
+          <w:noProof/>
+          <w:sz w:val="24"/>
+          <w:szCs w:val="24"/>
+        </w:rPr>
+        <w:drawing>
+          <wp:inline distT="0" distB="0" distL="0" distR="0" wp14:anchorId="475617D9" wp14:editId="076C328A">
+            <wp:extent cx="2957830" cy="574910"/>
+            <wp:effectExtent l="0" t="0" r="0" b="0"/>
+            <wp:docPr id="1862095499" name="Imagen 1"/>
+            <wp:cNvGraphicFramePr>
+              <a:graphicFrameLocks xmlns:a="http://schemas.openxmlformats.org/drawingml/2006/main" noChangeAspect="1"/>
+            </wp:cNvGraphicFramePr>
+            <a:graphic xmlns:a="http://schemas.openxmlformats.org/drawingml/2006/main">
+              <a:graphicData uri="http://schemas.openxmlformats.org/drawingml/2006/picture">
+                <pic:pic xmlns:pic="http://schemas.openxmlformats.org/drawingml/2006/picture">
+                  <pic:nvPicPr>
+                    <pic:cNvPr id="1862095499" name=""/>
+                    <pic:cNvPicPr/>
+                  </pic:nvPicPr>
+                  <pic:blipFill>
+                    <a:blip r:embed="rId22"/>
+                    <a:stretch>
+                      <a:fillRect/>
+                    </a:stretch>
+                  </pic:blipFill>
+                  <pic:spPr>
+                    <a:xfrm>
+                      <a:off x="0" y="0"/>
+                      <a:ext cx="3018348" cy="586673"/>
+                    </a:xfrm>
+                    <a:prstGeom prst="rect">
+                      <a:avLst/>
+                    </a:prstGeom>
+                  </pic:spPr>
+                </pic:pic>
+              </a:graphicData>
+            </a:graphic>
+          </wp:inline>
+        </w:drawing>
+      </w:r>
+    </w:p>
+    <w:p>
+      <w:pPr>
+        <w:rPr>
+          <w:rFonts w:ascii="Times New Roman" w:hAnsi="Times New Roman" w:cs="Times New Roman"/>
+          <w:b/>
+          <w:bCs/>
+          <w:sz w:val="24"/>
+          <w:szCs w:val="24"/>
+        </w:rPr>
+      </w:pPr>
+      <w:r>
+        <w:rPr>
+          <w:rFonts w:ascii="Times New Roman" w:hAnsi="Times New Roman" w:cs="Times New Roman"/>
+          <w:b/>
+          <w:bCs/>
+          <w:noProof/>
+          <w:sz w:val="24"/>
+          <w:szCs w:val="24"/>
+        </w:rPr>
+        <w:drawing>
+          <wp:inline distT="0" distB="0" distL="0" distR="0" wp14:anchorId="16C673EC" wp14:editId="6A9D7208">
+            <wp:extent cx="3044432" cy="2720734"/>
+            <wp:effectExtent l="0" t="0" r="3810" b="3810"/>
+            <wp:docPr id="1082225065" name="Imagen 1"/>
+            <wp:cNvGraphicFramePr>
+              <a:graphicFrameLocks xmlns:a="http://schemas.openxmlformats.org/drawingml/2006/main" noChangeAspect="1"/>
+            </wp:cNvGraphicFramePr>
+            <a:graphic xmlns:a="http://schemas.openxmlformats.org/drawingml/2006/main">
+              <a:graphicData uri="http://schemas.openxmlformats.org/drawingml/2006/picture">
+                <pic:pic xmlns:pic="http://schemas.openxmlformats.org/drawingml/2006/picture">
+                  <pic:nvPicPr>
+                    <pic:cNvPr id="1082225065" name=""/>
+                    <pic:cNvPicPr/>
+                  </pic:nvPicPr>
+                  <pic:blipFill>
+                    <a:blip r:embed="rId23"/>
+                    <a:stretch>
+                      <a:fillRect/>
+                    </a:stretch>
+                  </pic:blipFill>
+                  <pic:spPr>
+                    <a:xfrm>
+                      <a:off x="0" y="0"/>
+                      <a:ext cx="3061215" cy="2735732"/>
+                    </a:xfrm>
+                    <a:prstGeom prst="rect">
+                      <a:avLst/>
+                    </a:prstGeom>
+                  </pic:spPr>
+                </pic:pic>
+              </a:graphicData>
+            </a:graphic>
+          </wp:inline>
+        </w:drawing>
+      </w:r>
+      <w:r>
+        <w:rPr>
+          <w:rFonts w:ascii="Times New Roman" w:hAnsi="Times New Roman" w:cs="Times New Roman"/>
+          <w:b/>
+          <w:bCs/>
+          <w:sz w:val="24"/>
+          <w:szCs w:val="24"/>
+        </w:rPr>
+        <w:t xml:space="preserve"> </w:t>
+      </w:r>
+      <w:r>
+        <w:rPr>
+          <w:rFonts w:ascii="Times New Roman" w:hAnsi="Times New Roman" w:cs="Times New Roman"/>
+          <w:b/>
+          <w:bCs/>
+          <w:noProof/>
+          <w:sz w:val="24"/>
+          <w:szCs w:val="24"/>
+        </w:rPr>
+        <w:drawing>
+          <wp:inline distT="0" distB="0" distL="0" distR="0" wp14:anchorId="7F01C371" wp14:editId="2D96B3D4">
+            <wp:extent cx="2954454" cy="2037201"/>
+            <wp:effectExtent l="0" t="0" r="0" b="1270"/>
+            <wp:docPr id="835054375" name="Imagen 1"/>
+            <wp:cNvGraphicFramePr>
+              <a:graphicFrameLocks xmlns:a="http://schemas.openxmlformats.org/drawingml/2006/main" noChangeAspect="1"/>
+            </wp:cNvGraphicFramePr>
+            <a:graphic xmlns:a="http://schemas.openxmlformats.org/drawingml/2006/main">
+              <a:graphicData uri="http://schemas.openxmlformats.org/drawingml/2006/picture">
+                <pic:pic xmlns:pic="http://schemas.openxmlformats.org/drawingml/2006/picture">
+                  <pic:nvPicPr>
+                    <pic:cNvPr id="835054375" name=""/>
+                    <pic:cNvPicPr/>
+                  </pic:nvPicPr>
+                  <pic:blipFill>
+                    <a:blip r:embed="rId24"/>
+                    <a:stretch>
+                      <a:fillRect/>
+                    </a:stretch>
+                  </pic:blipFill>
+                  <pic:spPr>
+                    <a:xfrm>
+                      <a:off x="0" y="0"/>
+                      <a:ext cx="2982553" cy="2056576"/>
+                    </a:xfrm>
+                    <a:prstGeom prst="rect">
+                      <a:avLst/>
+                    </a:prstGeom>
+                  </pic:spPr>
+                </pic:pic>
+              </a:graphicData>
+            </a:graphic>
+          </wp:inline>
+        </w:drawing>
+      </w:r>
+    </w:p>
+    <w:p>
+      <w:pPr>
+        <w:rPr>
+          <w:rFonts w:ascii="Times New Roman" w:hAnsi="Times New Roman" w:cs="Times New Roman"/>
+          <w:b/>
+          <w:bCs/>
+          <w:sz w:val="24"/>
+          <w:szCs w:val="24"/>
+        </w:rPr>
+      </w:pPr>
+      <w:r>
+        <w:rPr>
+          <w:rFonts w:ascii="Times New Roman" w:hAnsi="Times New Roman" w:cs="Times New Roman"/>
+          <w:b/>
+          <w:bCs/>
+          <w:noProof/>
+          <w:sz w:val="24"/>
+          <w:szCs w:val="24"/>
+        </w:rPr>
+        <w:drawing>
+          <wp:inline distT="0" distB="0" distL="0" distR="0" wp14:anchorId="001E1BC2" wp14:editId="19B12F55">
+            <wp:extent cx="3443211" cy="1473440"/>
+            <wp:effectExtent l="0" t="0" r="5080" b="0"/>
+            <wp:docPr id="448685436" name="Imagen 1"/>
+            <wp:cNvGraphicFramePr>
+              <a:graphicFrameLocks xmlns:a="http://schemas.openxmlformats.org/drawingml/2006/main" noChangeAspect="1"/>
+            </wp:cNvGraphicFramePr>
+            <a:graphic xmlns:a="http://schemas.openxmlformats.org/drawingml/2006/main">
+              <a:graphicData uri="http://schemas.openxmlformats.org/drawingml/2006/picture">
+                <pic:pic xmlns:pic="http://schemas.openxmlformats.org/drawingml/2006/picture">
+                  <pic:nvPicPr>
+                    <pic:cNvPr id="448685436" name=""/>
+                    <pic:cNvPicPr/>
+                  </pic:nvPicPr>
+                  <pic:blipFill>
+                    <a:blip r:embed="rId25"/>
+                    <a:stretch>
+                      <a:fillRect/>
+                    </a:stretch>
+                  </pic:blipFill>
+                  <pic:spPr>
+                    <a:xfrm>
+                      <a:off x="0" y="0"/>
+                      <a:ext cx="3462435" cy="1481666"/>
+                    </a:xfrm>
+                    <a:prstGeom prst="rect">
+                      <a:avLst/>
+                    </a:prstGeom>
+                  </pic:spPr>
+                </pic:pic>
+              </a:graphicData>
+            </a:graphic>
+          </wp:inline>
+        </w:drawing>
+      </w:r>
+    </w:p>
+    <w:p>
+      <w:pPr>
+        <w:rPr>
+          <w:rFonts w:ascii="Times New Roman" w:hAnsi="Times New Roman" w:cs="Times New Roman"/>
+          <w:b/>
+          <w:bCs/>
+          <w:sz w:val="24"/>
+          <w:szCs w:val="24"/>
+        </w:rPr>
+      </w:pPr>
+    </w:p>
+    <w:p>
+      <w:pPr>
+        <w:rPr>
+          <w:rFonts w:ascii="Times New Roman" w:hAnsi="Times New Roman" w:cs="Times New Roman"/>
+          <w:b/>
+          <w:bCs/>
+          <w:sz w:val="24"/>
+          <w:szCs w:val="24"/>
+        </w:rPr>
+      </w:pPr>
+    </w:p>
+    <w:p>
+      <w:pPr>
+        <w:rPr>
+          <w:rFonts w:ascii="Times New Roman" w:hAnsi="Times New Roman" w:cs="Times New Roman"/>
+          <w:b/>
+          <w:bCs/>
+          <w:sz w:val="24"/>
+          <w:szCs w:val="24"/>
+        </w:rPr>
+      </w:pPr>
+      <w:r>
+        <w:rPr>
+          <w:rFonts w:ascii="Times New Roman" w:hAnsi="Times New Roman" w:cs="Times New Roman"/>
+          <w:b/>
+          <w:bCs/>
+          <w:noProof/>
+          <w:sz w:val="24"/>
+          <w:szCs w:val="24"/>
+        </w:rPr>
+        <w:lastRenderedPageBreak/>
+        <w:drawing>
+          <wp:inline distT="0" distB="0" distL="0" distR="0" wp14:anchorId="37EEE1AB" wp14:editId="21DD4734">
+            <wp:extent cx="6043930" cy="2940685"/>
+            <wp:effectExtent l="0" t="0" r="0" b="0"/>
+            <wp:docPr id="743111598" name="Imagen 1"/>
+            <wp:cNvGraphicFramePr>
+              <a:graphicFrameLocks xmlns:a="http://schemas.openxmlformats.org/drawingml/2006/main" noChangeAspect="1"/>
+            </wp:cNvGraphicFramePr>
+            <a:graphic xmlns:a="http://schemas.openxmlformats.org/drawingml/2006/main">
+              <a:graphicData uri="http://schemas.openxmlformats.org/drawingml/2006/picture">
+                <pic:pic xmlns:pic="http://schemas.openxmlformats.org/drawingml/2006/picture">
+                  <pic:nvPicPr>
+                    <pic:cNvPr id="743111598" name=""/>
+                    <pic:cNvPicPr/>
+                  </pic:nvPicPr>
+                  <pic:blipFill>
+                    <a:blip r:embed="rId26"/>
+                    <a:stretch>
+                      <a:fillRect/>
+                    </a:stretch>
+                  </pic:blipFill>
+                  <pic:spPr>
+                    <a:xfrm>
+                      <a:off x="0" y="0"/>
+                      <a:ext cx="6043930" cy="2940685"/>
+                    </a:xfrm>
+                    <a:prstGeom prst="rect">
+                      <a:avLst/>
+                    </a:prstGeom>
+                  </pic:spPr>
+                </pic:pic>
+              </a:graphicData>
+            </a:graphic>
+          </wp:inline>
+        </w:drawing>
+      </w:r>
+    </w:p>
+    <w:p>
+      <w:pPr>
+        <w:rPr>
+          <w:rFonts w:ascii="Times New Roman" w:hAnsi="Times New Roman" w:cs="Times New Roman"/>
+          <w:b/>
+          <w:bCs/>
+          <w:sz w:val="24"/>
+          <w:szCs w:val="24"/>
+        </w:rPr>
+      </w:pPr>
+    </w:p>
+    <w:p>
+      <w:pPr>
+        <w:rPr>
+          <w:rFonts w:ascii="Times New Roman" w:hAnsi="Times New Roman" w:cs="Times New Roman"/>
+          <w:b/>
+          <w:bCs/>
+          <w:sz w:val="24"/>
+          <w:szCs w:val="24"/>
+        </w:rPr>
+      </w:pPr>
+      <w:r>
+        <w:rPr>
+          <w:rFonts w:ascii="Times New Roman" w:hAnsi="Times New Roman" w:cs="Times New Roman"/>
+          <w:b/>
+          <w:bCs/>
+          <w:sz w:val="24"/>
+          <w:szCs w:val="24"/>
+        </w:rPr>
+        <w:t xml:space="preserve">Configurando </w:t>
+      </w:r>
+      <w:r>
+        <w:rPr>
+          <w:rFonts w:ascii="Times New Roman" w:hAnsi="Times New Roman" w:cs="Times New Roman"/>
+          <w:b/>
+          <w:bCs/>
+          <w:sz w:val="24"/>
+          <w:szCs w:val="24"/>
+        </w:rPr>
+        <w:t xml:space="preserve">protocolo </w:t>
+      </w:r>
+      <w:r>
+        <w:rPr>
+          <w:rFonts w:ascii="Times New Roman" w:hAnsi="Times New Roman" w:cs="Times New Roman"/>
+          <w:b/>
+          <w:bCs/>
+          <w:sz w:val="24"/>
+          <w:szCs w:val="24"/>
+        </w:rPr>
+        <w:t xml:space="preserve">EIGRP en todos los </w:t>
+      </w:r>
+      <w:proofErr w:type="spellStart"/>
+      <w:r>
+        <w:rPr>
+          <w:rFonts w:ascii="Times New Roman" w:hAnsi="Times New Roman" w:cs="Times New Roman"/>
+          <w:b/>
+          <w:bCs/>
+          <w:sz w:val="24"/>
+          <w:szCs w:val="24"/>
+        </w:rPr>
+        <w:t>routers</w:t>
+      </w:r>
+      <w:proofErr w:type="spellEnd"/>
+    </w:p>
+    <w:p>
+      <w:pPr>
+        <w:rPr>
+          <w:rFonts w:ascii="Times New Roman" w:hAnsi="Times New Roman" w:cs="Times New Roman"/>
+          <w:sz w:val="24"/>
+          <w:szCs w:val="24"/>
+        </w:rPr>
+      </w:pPr>
+      <w:r>
+        <w:rPr>
+          <w:rFonts w:ascii="Times New Roman" w:hAnsi="Times New Roman" w:cs="Times New Roman"/>
+          <w:noProof/>
+          <w:sz w:val="24"/>
+          <w:szCs w:val="24"/>
+        </w:rPr>
+        <w:drawing>
+          <wp:inline distT="0" distB="0" distL="0" distR="0" wp14:anchorId="312CE9A2" wp14:editId="51FDD3CB">
+            <wp:extent cx="2959883" cy="1977505"/>
+            <wp:effectExtent l="0" t="0" r="0" b="3810"/>
+            <wp:docPr id="1715493166" name="Imagen 1"/>
+            <wp:cNvGraphicFramePr>
+              <a:graphicFrameLocks xmlns:a="http://schemas.openxmlformats.org/drawingml/2006/main" noChangeAspect="1"/>
+            </wp:cNvGraphicFramePr>
+            <a:graphic xmlns:a="http://schemas.openxmlformats.org/drawingml/2006/main">
+              <a:graphicData uri="http://schemas.openxmlformats.org/drawingml/2006/picture">
+                <pic:pic xmlns:pic="http://schemas.openxmlformats.org/drawingml/2006/picture">
+                  <pic:nvPicPr>
+                    <pic:cNvPr id="1715493166" name=""/>
+                    <pic:cNvPicPr/>
+                  </pic:nvPicPr>
+                  <pic:blipFill>
+                    <a:blip r:embed="rId27"/>
+                    <a:stretch>
+                      <a:fillRect/>
+                    </a:stretch>
+                  </pic:blipFill>
+                  <pic:spPr>
+                    <a:xfrm>
+                      <a:off x="0" y="0"/>
+                      <a:ext cx="2989892" cy="1997554"/>
+                    </a:xfrm>
+                    <a:prstGeom prst="rect">
+                      <a:avLst/>
+                    </a:prstGeom>
+                  </pic:spPr>
+                </pic:pic>
+              </a:graphicData>
+            </a:graphic>
+          </wp:inline>
+        </w:drawing>
+      </w:r>
+      <w:r>
+        <w:rPr>
+          <w:rFonts w:ascii="Times New Roman" w:hAnsi="Times New Roman" w:cs="Times New Roman"/>
+          <w:sz w:val="24"/>
+          <w:szCs w:val="24"/>
+        </w:rPr>
+        <w:t xml:space="preserve"> </w:t>
+      </w:r>
+      <w:r>
+        <w:rPr>
+          <w:rFonts w:ascii="Times New Roman" w:hAnsi="Times New Roman" w:cs="Times New Roman"/>
+          <w:noProof/>
+          <w:sz w:val="24"/>
+          <w:szCs w:val="24"/>
+        </w:rPr>
+        <w:drawing>
+          <wp:inline distT="0" distB="0" distL="0" distR="0" wp14:anchorId="70ABFE57" wp14:editId="6A14A734">
+            <wp:extent cx="3007552" cy="1732550"/>
+            <wp:effectExtent l="0" t="0" r="2540" b="1270"/>
+            <wp:docPr id="55368942" name="Imagen 1"/>
+            <wp:cNvGraphicFramePr>
+              <a:graphicFrameLocks xmlns:a="http://schemas.openxmlformats.org/drawingml/2006/main" noChangeAspect="1"/>
+            </wp:cNvGraphicFramePr>
+            <a:graphic xmlns:a="http://schemas.openxmlformats.org/drawingml/2006/main">
+              <a:graphicData uri="http://schemas.openxmlformats.org/drawingml/2006/picture">
+                <pic:pic xmlns:pic="http://schemas.openxmlformats.org/drawingml/2006/picture">
+                  <pic:nvPicPr>
+                    <pic:cNvPr id="55368942" name=""/>
+                    <pic:cNvPicPr/>
+                  </pic:nvPicPr>
+                  <pic:blipFill>
+                    <a:blip r:embed="rId28"/>
+                    <a:stretch>
+                      <a:fillRect/>
+                    </a:stretch>
+                  </pic:blipFill>
+                  <pic:spPr>
+                    <a:xfrm>
+                      <a:off x="0" y="0"/>
+                      <a:ext cx="3026494" cy="1743462"/>
+                    </a:xfrm>
+                    <a:prstGeom prst="rect">
+                      <a:avLst/>
+                    </a:prstGeom>
+                  </pic:spPr>
+                </pic:pic>
+              </a:graphicData>
+            </a:graphic>
+          </wp:inline>
+        </w:drawing>
+      </w:r>
+    </w:p>
+    <w:p>
+      <w:pPr>
+        <w:rPr>
+          <w:rFonts w:ascii="Times New Roman" w:hAnsi="Times New Roman" w:cs="Times New Roman"/>
+          <w:sz w:val="24"/>
+          <w:szCs w:val="24"/>
+        </w:rPr>
+      </w:pPr>
+      <w:r>
+        <w:rPr>
+          <w:rFonts w:ascii="Times New Roman" w:hAnsi="Times New Roman" w:cs="Times New Roman"/>
+          <w:noProof/>
+          <w:sz w:val="24"/>
+          <w:szCs w:val="24"/>
+        </w:rPr>
+        <w:drawing>
+          <wp:inline distT="0" distB="0" distL="0" distR="0" wp14:anchorId="4EACF83B" wp14:editId="5CBBD542">
+            <wp:extent cx="2990386" cy="2474185"/>
+            <wp:effectExtent l="0" t="0" r="635" b="2540"/>
+            <wp:docPr id="1942232872" name="Imagen 1"/>
+            <wp:cNvGraphicFramePr>
+              <a:graphicFrameLocks xmlns:a="http://schemas.openxmlformats.org/drawingml/2006/main" noChangeAspect="1"/>
+            </wp:cNvGraphicFramePr>
+            <a:graphic xmlns:a="http://schemas.openxmlformats.org/drawingml/2006/main">
+              <a:graphicData uri="http://schemas.openxmlformats.org/drawingml/2006/picture">
+                <pic:pic xmlns:pic="http://schemas.openxmlformats.org/drawingml/2006/picture">
+                  <pic:nvPicPr>
+                    <pic:cNvPr id="1942232872" name=""/>
+                    <pic:cNvPicPr/>
+                  </pic:nvPicPr>
+                  <pic:blipFill>
+                    <a:blip r:embed="rId29"/>
+                    <a:stretch>
+                      <a:fillRect/>
+                    </a:stretch>
+                  </pic:blipFill>
+                  <pic:spPr>
+                    <a:xfrm>
+                      <a:off x="0" y="0"/>
+                      <a:ext cx="3008109" cy="2488848"/>
+                    </a:xfrm>
+                    <a:prstGeom prst="rect">
+                      <a:avLst/>
+                    </a:prstGeom>
+                  </pic:spPr>
+                </pic:pic>
+              </a:graphicData>
+            </a:graphic>
+          </wp:inline>
+        </w:drawing>
+      </w:r>
+      <w:r>
+        <w:rPr>
+          <w:rFonts w:ascii="Times New Roman" w:hAnsi="Times New Roman" w:cs="Times New Roman"/>
+          <w:sz w:val="24"/>
+          <w:szCs w:val="24"/>
+        </w:rPr>
+        <w:t xml:space="preserve"> </w:t>
+      </w:r>
+      <w:r>
+        <w:rPr>
+          <w:rFonts w:ascii="Times New Roman" w:hAnsi="Times New Roman" w:cs="Times New Roman"/>
+          <w:noProof/>
+          <w:sz w:val="24"/>
+          <w:szCs w:val="24"/>
+        </w:rPr>
+        <w:drawing>
+          <wp:inline distT="0" distB="0" distL="0" distR="0" wp14:anchorId="16D34F4B" wp14:editId="3037204B">
+            <wp:extent cx="2959735" cy="1657738"/>
+            <wp:effectExtent l="0" t="0" r="0" b="0"/>
+            <wp:docPr id="1018522945" name="Imagen 1"/>
+            <wp:cNvGraphicFramePr>
+              <a:graphicFrameLocks xmlns:a="http://schemas.openxmlformats.org/drawingml/2006/main" noChangeAspect="1"/>
+            </wp:cNvGraphicFramePr>
+            <a:graphic xmlns:a="http://schemas.openxmlformats.org/drawingml/2006/main">
+              <a:graphicData uri="http://schemas.openxmlformats.org/drawingml/2006/picture">
+                <pic:pic xmlns:pic="http://schemas.openxmlformats.org/drawingml/2006/picture">
+                  <pic:nvPicPr>
+                    <pic:cNvPr id="1018522945" name=""/>
+                    <pic:cNvPicPr/>
+                  </pic:nvPicPr>
+                  <pic:blipFill>
+                    <a:blip r:embed="rId30"/>
+                    <a:stretch>
+                      <a:fillRect/>
+                    </a:stretch>
+                  </pic:blipFill>
+                  <pic:spPr>
+                    <a:xfrm>
+                      <a:off x="0" y="0"/>
+                      <a:ext cx="2977049" cy="1667435"/>
+                    </a:xfrm>
+                    <a:prstGeom prst="rect">
+                      <a:avLst/>
+                    </a:prstGeom>
+                  </pic:spPr>
+                </pic:pic>
+              </a:graphicData>
+            </a:graphic>
+          </wp:inline>
+        </w:drawing>
+      </w:r>
+    </w:p>
+    <w:p>
+      <w:pPr>
+        <w:rPr>
+          <w:rFonts w:ascii="Times New Roman" w:hAnsi="Times New Roman" w:cs="Times New Roman"/>
+          <w:sz w:val="24"/>
+          <w:szCs w:val="24"/>
+        </w:rPr>
+      </w:pPr>
+      <w:r>
+        <w:rPr>
+          <w:rFonts w:ascii="Times New Roman" w:hAnsi="Times New Roman" w:cs="Times New Roman"/>
+          <w:noProof/>
+          <w:sz w:val="24"/>
+          <w:szCs w:val="24"/>
+        </w:rPr>
+        <w:lastRenderedPageBreak/>
+        <w:drawing>
+          <wp:inline distT="0" distB="0" distL="0" distR="0" wp14:anchorId="2BB182E6" wp14:editId="226FEDA6">
+            <wp:extent cx="3303265" cy="2322836"/>
+            <wp:effectExtent l="0" t="0" r="0" b="1270"/>
+            <wp:docPr id="1325546244" name="Imagen 1"/>
+            <wp:cNvGraphicFramePr>
+              <a:graphicFrameLocks xmlns:a="http://schemas.openxmlformats.org/drawingml/2006/main" noChangeAspect="1"/>
+            </wp:cNvGraphicFramePr>
+            <a:graphic xmlns:a="http://schemas.openxmlformats.org/drawingml/2006/main">
+              <a:graphicData uri="http://schemas.openxmlformats.org/drawingml/2006/picture">
+                <pic:pic xmlns:pic="http://schemas.openxmlformats.org/drawingml/2006/picture">
+                  <pic:nvPicPr>
+                    <pic:cNvPr id="1325546244" name=""/>
+                    <pic:cNvPicPr/>
+                  </pic:nvPicPr>
+                  <pic:blipFill>
+                    <a:blip r:embed="rId31"/>
+                    <a:stretch>
+                      <a:fillRect/>
+                    </a:stretch>
+                  </pic:blipFill>
+                  <pic:spPr>
+                    <a:xfrm>
+                      <a:off x="0" y="0"/>
+                      <a:ext cx="3309993" cy="2327567"/>
+                    </a:xfrm>
+                    <a:prstGeom prst="rect">
+                      <a:avLst/>
+                    </a:prstGeom>
+                  </pic:spPr>
+                </pic:pic>
+              </a:graphicData>
+            </a:graphic>
+          </wp:inline>
+        </w:drawing>
+      </w:r>
     </w:p>
     <w:p>
       <w:pPr>
@@ -3304,6 +3976,785 @@
     </w:p>
     <w:p>
       <w:pPr>
+        <w:rPr>
+          <w:rFonts w:ascii="Times New Roman" w:hAnsi="Times New Roman" w:cs="Times New Roman"/>
+          <w:sz w:val="24"/>
+          <w:szCs w:val="24"/>
+        </w:rPr>
+      </w:pPr>
+      <w:r>
+        <w:rPr>
+          <w:rFonts w:ascii="Times New Roman" w:hAnsi="Times New Roman" w:cs="Times New Roman"/>
+          <w:sz w:val="24"/>
+          <w:szCs w:val="24"/>
+        </w:rPr>
+        <w:t>Ejecutando pruebas de ping desde la maquina Senna_3 hacia la red y servidor DNS:</w:t>
+      </w:r>
+    </w:p>
+    <w:p>
+      <w:pPr>
+        <w:rPr>
+          <w:rFonts w:ascii="Times New Roman" w:hAnsi="Times New Roman" w:cs="Times New Roman"/>
+          <w:sz w:val="24"/>
+          <w:szCs w:val="24"/>
+        </w:rPr>
+      </w:pPr>
+      <w:r>
+        <w:rPr>
+          <w:rFonts w:ascii="Times New Roman" w:hAnsi="Times New Roman" w:cs="Times New Roman"/>
+          <w:noProof/>
+          <w:sz w:val="24"/>
+          <w:szCs w:val="24"/>
+        </w:rPr>
+        <w:drawing>
+          <wp:inline distT="0" distB="0" distL="0" distR="0" wp14:anchorId="25BA08F9" wp14:editId="0B73E681">
+            <wp:extent cx="6043930" cy="3466465"/>
+            <wp:effectExtent l="0" t="0" r="0" b="635"/>
+            <wp:docPr id="633025161" name="Imagen 1"/>
+            <wp:cNvGraphicFramePr>
+              <a:graphicFrameLocks xmlns:a="http://schemas.openxmlformats.org/drawingml/2006/main" noChangeAspect="1"/>
+            </wp:cNvGraphicFramePr>
+            <a:graphic xmlns:a="http://schemas.openxmlformats.org/drawingml/2006/main">
+              <a:graphicData uri="http://schemas.openxmlformats.org/drawingml/2006/picture">
+                <pic:pic xmlns:pic="http://schemas.openxmlformats.org/drawingml/2006/picture">
+                  <pic:nvPicPr>
+                    <pic:cNvPr id="633025161" name=""/>
+                    <pic:cNvPicPr/>
+                  </pic:nvPicPr>
+                  <pic:blipFill>
+                    <a:blip r:embed="rId32"/>
+                    <a:stretch>
+                      <a:fillRect/>
+                    </a:stretch>
+                  </pic:blipFill>
+                  <pic:spPr>
+                    <a:xfrm>
+                      <a:off x="0" y="0"/>
+                      <a:ext cx="6043930" cy="3466465"/>
+                    </a:xfrm>
+                    <a:prstGeom prst="rect">
+                      <a:avLst/>
+                    </a:prstGeom>
+                  </pic:spPr>
+                </pic:pic>
+              </a:graphicData>
+            </a:graphic>
+          </wp:inline>
+        </w:drawing>
+      </w:r>
+    </w:p>
+    <w:p>
+      <w:pPr>
+        <w:rPr>
+          <w:rFonts w:ascii="Times New Roman" w:hAnsi="Times New Roman" w:cs="Times New Roman"/>
+          <w:sz w:val="24"/>
+          <w:szCs w:val="24"/>
+        </w:rPr>
+      </w:pPr>
+    </w:p>
+    <w:p>
+      <w:pPr>
+        <w:rPr>
+          <w:rFonts w:ascii="Times New Roman" w:hAnsi="Times New Roman" w:cs="Times New Roman"/>
+          <w:sz w:val="24"/>
+          <w:szCs w:val="24"/>
+        </w:rPr>
+      </w:pPr>
+    </w:p>
+    <w:p>
+      <w:pPr>
+        <w:rPr>
+          <w:rFonts w:ascii="Times New Roman" w:hAnsi="Times New Roman" w:cs="Times New Roman"/>
+          <w:sz w:val="24"/>
+          <w:szCs w:val="24"/>
+        </w:rPr>
+      </w:pPr>
+    </w:p>
+    <w:p>
+      <w:pPr>
+        <w:rPr>
+          <w:rFonts w:ascii="Times New Roman" w:hAnsi="Times New Roman" w:cs="Times New Roman"/>
+          <w:sz w:val="24"/>
+          <w:szCs w:val="24"/>
+        </w:rPr>
+      </w:pPr>
+    </w:p>
+    <w:p>
+      <w:pPr>
+        <w:rPr>
+          <w:rFonts w:ascii="Times New Roman" w:hAnsi="Times New Roman" w:cs="Times New Roman"/>
+          <w:sz w:val="24"/>
+          <w:szCs w:val="24"/>
+        </w:rPr>
+      </w:pPr>
+    </w:p>
+    <w:p>
+      <w:pPr>
+        <w:rPr>
+          <w:rFonts w:ascii="Times New Roman" w:hAnsi="Times New Roman" w:cs="Times New Roman"/>
+          <w:sz w:val="24"/>
+          <w:szCs w:val="24"/>
+        </w:rPr>
+      </w:pPr>
+      <w:r>
+        <w:rPr>
+          <w:rFonts w:ascii="Times New Roman" w:hAnsi="Times New Roman" w:cs="Times New Roman"/>
+          <w:sz w:val="24"/>
+          <w:szCs w:val="24"/>
+        </w:rPr>
+        <w:lastRenderedPageBreak/>
+        <w:t xml:space="preserve">Prueba de saltos con el comando </w:t>
+      </w:r>
+      <w:proofErr w:type="spellStart"/>
+      <w:r>
+        <w:rPr>
+          <w:rFonts w:ascii="Times New Roman" w:hAnsi="Times New Roman" w:cs="Times New Roman"/>
+          <w:sz w:val="24"/>
+          <w:szCs w:val="24"/>
+        </w:rPr>
+        <w:t>Tracert</w:t>
+      </w:r>
+      <w:proofErr w:type="spellEnd"/>
+      <w:r>
+        <w:rPr>
+          <w:rFonts w:ascii="Times New Roman" w:hAnsi="Times New Roman" w:cs="Times New Roman"/>
+          <w:sz w:val="24"/>
+          <w:szCs w:val="24"/>
+        </w:rPr>
+        <w:t>:</w:t>
+      </w:r>
+    </w:p>
+    <w:p>
+      <w:pPr>
+        <w:rPr>
+          <w:rFonts w:ascii="Times New Roman" w:hAnsi="Times New Roman" w:cs="Times New Roman"/>
+          <w:sz w:val="24"/>
+          <w:szCs w:val="24"/>
+        </w:rPr>
+      </w:pPr>
+      <w:r>
+        <w:rPr>
+          <w:rFonts w:ascii="Times New Roman" w:hAnsi="Times New Roman" w:cs="Times New Roman"/>
+          <w:noProof/>
+          <w:sz w:val="24"/>
+          <w:szCs w:val="24"/>
+        </w:rPr>
+        <w:drawing>
+          <wp:inline distT="0" distB="0" distL="0" distR="0" wp14:anchorId="7221AA3A" wp14:editId="12A39B46">
+            <wp:extent cx="6043930" cy="3935730"/>
+            <wp:effectExtent l="0" t="0" r="0" b="7620"/>
+            <wp:docPr id="792019188" name="Imagen 1"/>
+            <wp:cNvGraphicFramePr>
+              <a:graphicFrameLocks xmlns:a="http://schemas.openxmlformats.org/drawingml/2006/main" noChangeAspect="1"/>
+            </wp:cNvGraphicFramePr>
+            <a:graphic xmlns:a="http://schemas.openxmlformats.org/drawingml/2006/main">
+              <a:graphicData uri="http://schemas.openxmlformats.org/drawingml/2006/picture">
+                <pic:pic xmlns:pic="http://schemas.openxmlformats.org/drawingml/2006/picture">
+                  <pic:nvPicPr>
+                    <pic:cNvPr id="792019188" name=""/>
+                    <pic:cNvPicPr/>
+                  </pic:nvPicPr>
+                  <pic:blipFill>
+                    <a:blip r:embed="rId33"/>
+                    <a:stretch>
+                      <a:fillRect/>
+                    </a:stretch>
+                  </pic:blipFill>
+                  <pic:spPr>
+                    <a:xfrm>
+                      <a:off x="0" y="0"/>
+                      <a:ext cx="6043930" cy="3935730"/>
+                    </a:xfrm>
+                    <a:prstGeom prst="rect">
+                      <a:avLst/>
+                    </a:prstGeom>
+                  </pic:spPr>
+                </pic:pic>
+              </a:graphicData>
+            </a:graphic>
+          </wp:inline>
+        </w:drawing>
+      </w:r>
+    </w:p>
+    <w:p>
+      <w:pPr>
+        <w:rPr>
+          <w:rFonts w:ascii="Times New Roman" w:hAnsi="Times New Roman" w:cs="Times New Roman"/>
+          <w:sz w:val="24"/>
+          <w:szCs w:val="24"/>
+        </w:rPr>
+      </w:pPr>
+    </w:p>
+    <w:p>
+      <w:pPr>
+        <w:rPr>
+          <w:rFonts w:ascii="Times New Roman" w:hAnsi="Times New Roman" w:cs="Times New Roman"/>
+          <w:b/>
+          <w:bCs/>
+          <w:sz w:val="24"/>
+          <w:szCs w:val="24"/>
+        </w:rPr>
+      </w:pPr>
+      <w:r>
+        <w:rPr>
+          <w:rFonts w:ascii="Times New Roman" w:hAnsi="Times New Roman" w:cs="Times New Roman"/>
+          <w:b/>
+          <w:bCs/>
+          <w:sz w:val="24"/>
+          <w:szCs w:val="24"/>
+        </w:rPr>
+        <w:t>TABLAS DE ENRUTAMIENTO FINAL DE TODOS LOS ROUTERS</w:t>
+      </w:r>
+    </w:p>
+    <w:p>
+      <w:pPr>
+        <w:ind w:right="-121"/>
+        <w:rPr>
+          <w:rFonts w:ascii="Times New Roman" w:hAnsi="Times New Roman" w:cs="Times New Roman"/>
+          <w:sz w:val="24"/>
+          <w:szCs w:val="24"/>
+        </w:rPr>
+      </w:pPr>
+      <w:r>
+        <w:rPr>
+          <w:rFonts w:ascii="Times New Roman" w:hAnsi="Times New Roman" w:cs="Times New Roman"/>
+          <w:noProof/>
+          <w:sz w:val="24"/>
+          <w:szCs w:val="24"/>
+        </w:rPr>
+        <w:drawing>
+          <wp:inline distT="0" distB="0" distL="0" distR="0" wp14:anchorId="4CBE8582" wp14:editId="787B6B29">
+            <wp:extent cx="2956373" cy="1773576"/>
+            <wp:effectExtent l="0" t="0" r="0" b="0"/>
+            <wp:docPr id="2095772965" name="Imagen 1"/>
+            <wp:cNvGraphicFramePr>
+              <a:graphicFrameLocks xmlns:a="http://schemas.openxmlformats.org/drawingml/2006/main" noChangeAspect="1"/>
+            </wp:cNvGraphicFramePr>
+            <a:graphic xmlns:a="http://schemas.openxmlformats.org/drawingml/2006/main">
+              <a:graphicData uri="http://schemas.openxmlformats.org/drawingml/2006/picture">
+                <pic:pic xmlns:pic="http://schemas.openxmlformats.org/drawingml/2006/picture">
+                  <pic:nvPicPr>
+                    <pic:cNvPr id="2095772965" name=""/>
+                    <pic:cNvPicPr/>
+                  </pic:nvPicPr>
+                  <pic:blipFill>
+                    <a:blip r:embed="rId34"/>
+                    <a:stretch>
+                      <a:fillRect/>
+                    </a:stretch>
+                  </pic:blipFill>
+                  <pic:spPr>
+                    <a:xfrm>
+                      <a:off x="0" y="0"/>
+                      <a:ext cx="2996189" cy="1797462"/>
+                    </a:xfrm>
+                    <a:prstGeom prst="rect">
+                      <a:avLst/>
+                    </a:prstGeom>
+                  </pic:spPr>
+                </pic:pic>
+              </a:graphicData>
+            </a:graphic>
+          </wp:inline>
+        </w:drawing>
+      </w:r>
+      <w:r>
+        <w:rPr>
+          <w:rFonts w:ascii="Times New Roman" w:hAnsi="Times New Roman" w:cs="Times New Roman"/>
+          <w:sz w:val="24"/>
+          <w:szCs w:val="24"/>
+        </w:rPr>
+        <w:t xml:space="preserve"> </w:t>
+      </w:r>
+      <w:r>
+        <w:rPr>
+          <w:rFonts w:ascii="Times New Roman" w:hAnsi="Times New Roman" w:cs="Times New Roman"/>
+          <w:noProof/>
+          <w:sz w:val="24"/>
+          <w:szCs w:val="24"/>
+        </w:rPr>
+        <w:drawing>
+          <wp:inline distT="0" distB="0" distL="0" distR="0" wp14:anchorId="2FBC90B1" wp14:editId="5A9E0A1C">
+            <wp:extent cx="3143534" cy="1705197"/>
+            <wp:effectExtent l="0" t="0" r="0" b="9525"/>
+            <wp:docPr id="129629938" name="Imagen 1"/>
+            <wp:cNvGraphicFramePr>
+              <a:graphicFrameLocks xmlns:a="http://schemas.openxmlformats.org/drawingml/2006/main" noChangeAspect="1"/>
+            </wp:cNvGraphicFramePr>
+            <a:graphic xmlns:a="http://schemas.openxmlformats.org/drawingml/2006/main">
+              <a:graphicData uri="http://schemas.openxmlformats.org/drawingml/2006/picture">
+                <pic:pic xmlns:pic="http://schemas.openxmlformats.org/drawingml/2006/picture">
+                  <pic:nvPicPr>
+                    <pic:cNvPr id="129629938" name=""/>
+                    <pic:cNvPicPr/>
+                  </pic:nvPicPr>
+                  <pic:blipFill>
+                    <a:blip r:embed="rId35"/>
+                    <a:stretch>
+                      <a:fillRect/>
+                    </a:stretch>
+                  </pic:blipFill>
+                  <pic:spPr>
+                    <a:xfrm>
+                      <a:off x="0" y="0"/>
+                      <a:ext cx="3177376" cy="1723554"/>
+                    </a:xfrm>
+                    <a:prstGeom prst="rect">
+                      <a:avLst/>
+                    </a:prstGeom>
+                  </pic:spPr>
+                </pic:pic>
+              </a:graphicData>
+            </a:graphic>
+          </wp:inline>
+        </w:drawing>
+      </w:r>
+    </w:p>
+    <w:p>
+      <w:pPr>
+        <w:ind w:right="-121"/>
+        <w:rPr>
+          <w:rFonts w:ascii="Times New Roman" w:hAnsi="Times New Roman" w:cs="Times New Roman"/>
+          <w:sz w:val="24"/>
+          <w:szCs w:val="24"/>
+        </w:rPr>
+      </w:pPr>
+      <w:r>
+        <w:rPr>
+          <w:rFonts w:ascii="Times New Roman" w:hAnsi="Times New Roman" w:cs="Times New Roman"/>
+          <w:noProof/>
+          <w:sz w:val="24"/>
+          <w:szCs w:val="24"/>
+        </w:rPr>
+        <w:lastRenderedPageBreak/>
+        <w:drawing>
+          <wp:inline distT="0" distB="0" distL="0" distR="0" wp14:anchorId="5E7CE6F4" wp14:editId="50216D7C">
+            <wp:extent cx="3068569" cy="1772600"/>
+            <wp:effectExtent l="0" t="0" r="0" b="0"/>
+            <wp:docPr id="597874686" name="Imagen 1"/>
+            <wp:cNvGraphicFramePr>
+              <a:graphicFrameLocks xmlns:a="http://schemas.openxmlformats.org/drawingml/2006/main" noChangeAspect="1"/>
+            </wp:cNvGraphicFramePr>
+            <a:graphic xmlns:a="http://schemas.openxmlformats.org/drawingml/2006/main">
+              <a:graphicData uri="http://schemas.openxmlformats.org/drawingml/2006/picture">
+                <pic:pic xmlns:pic="http://schemas.openxmlformats.org/drawingml/2006/picture">
+                  <pic:nvPicPr>
+                    <pic:cNvPr id="597874686" name=""/>
+                    <pic:cNvPicPr/>
+                  </pic:nvPicPr>
+                  <pic:blipFill>
+                    <a:blip r:embed="rId36"/>
+                    <a:stretch>
+                      <a:fillRect/>
+                    </a:stretch>
+                  </pic:blipFill>
+                  <pic:spPr>
+                    <a:xfrm>
+                      <a:off x="0" y="0"/>
+                      <a:ext cx="3099903" cy="1790700"/>
+                    </a:xfrm>
+                    <a:prstGeom prst="rect">
+                      <a:avLst/>
+                    </a:prstGeom>
+                  </pic:spPr>
+                </pic:pic>
+              </a:graphicData>
+            </a:graphic>
+          </wp:inline>
+        </w:drawing>
+      </w:r>
+      <w:r>
+        <w:rPr>
+          <w:rFonts w:ascii="Times New Roman" w:hAnsi="Times New Roman" w:cs="Times New Roman"/>
+          <w:noProof/>
+          <w:sz w:val="24"/>
+          <w:szCs w:val="24"/>
+        </w:rPr>
+        <w:drawing>
+          <wp:inline distT="0" distB="0" distL="0" distR="0" wp14:anchorId="25ED3108" wp14:editId="203B1BF7">
+            <wp:extent cx="2995642" cy="1771862"/>
+            <wp:effectExtent l="0" t="0" r="0" b="0"/>
+            <wp:docPr id="574867258" name="Imagen 1"/>
+            <wp:cNvGraphicFramePr>
+              <a:graphicFrameLocks xmlns:a="http://schemas.openxmlformats.org/drawingml/2006/main" noChangeAspect="1"/>
+            </wp:cNvGraphicFramePr>
+            <a:graphic xmlns:a="http://schemas.openxmlformats.org/drawingml/2006/main">
+              <a:graphicData uri="http://schemas.openxmlformats.org/drawingml/2006/picture">
+                <pic:pic xmlns:pic="http://schemas.openxmlformats.org/drawingml/2006/picture">
+                  <pic:nvPicPr>
+                    <pic:cNvPr id="574867258" name=""/>
+                    <pic:cNvPicPr/>
+                  </pic:nvPicPr>
+                  <pic:blipFill>
+                    <a:blip r:embed="rId37"/>
+                    <a:stretch>
+                      <a:fillRect/>
+                    </a:stretch>
+                  </pic:blipFill>
+                  <pic:spPr>
+                    <a:xfrm>
+                      <a:off x="0" y="0"/>
+                      <a:ext cx="3020489" cy="1786559"/>
+                    </a:xfrm>
+                    <a:prstGeom prst="rect">
+                      <a:avLst/>
+                    </a:prstGeom>
+                  </pic:spPr>
+                </pic:pic>
+              </a:graphicData>
+            </a:graphic>
+          </wp:inline>
+        </w:drawing>
+      </w:r>
+    </w:p>
+    <w:p>
+      <w:pPr>
+        <w:ind w:right="-121"/>
+        <w:rPr>
+          <w:rFonts w:ascii="Times New Roman" w:hAnsi="Times New Roman" w:cs="Times New Roman"/>
+          <w:sz w:val="24"/>
+          <w:szCs w:val="24"/>
+        </w:rPr>
+      </w:pPr>
+      <w:r>
+        <w:rPr>
+          <w:rFonts w:ascii="Times New Roman" w:hAnsi="Times New Roman" w:cs="Times New Roman"/>
+          <w:noProof/>
+          <w:sz w:val="24"/>
+          <w:szCs w:val="24"/>
+        </w:rPr>
+        <w:drawing>
+          <wp:inline distT="0" distB="0" distL="0" distR="0" wp14:anchorId="5106F5D9" wp14:editId="6C7319AD">
+            <wp:extent cx="3180765" cy="1760174"/>
+            <wp:effectExtent l="0" t="0" r="635" b="0"/>
+            <wp:docPr id="1008419185" name="Imagen 1"/>
+            <wp:cNvGraphicFramePr>
+              <a:graphicFrameLocks xmlns:a="http://schemas.openxmlformats.org/drawingml/2006/main" noChangeAspect="1"/>
+            </wp:cNvGraphicFramePr>
+            <a:graphic xmlns:a="http://schemas.openxmlformats.org/drawingml/2006/main">
+              <a:graphicData uri="http://schemas.openxmlformats.org/drawingml/2006/picture">
+                <pic:pic xmlns:pic="http://schemas.openxmlformats.org/drawingml/2006/picture">
+                  <pic:nvPicPr>
+                    <pic:cNvPr id="1008419185" name=""/>
+                    <pic:cNvPicPr/>
+                  </pic:nvPicPr>
+                  <pic:blipFill>
+                    <a:blip r:embed="rId38"/>
+                    <a:stretch>
+                      <a:fillRect/>
+                    </a:stretch>
+                  </pic:blipFill>
+                  <pic:spPr>
+                    <a:xfrm>
+                      <a:off x="0" y="0"/>
+                      <a:ext cx="3191094" cy="1765890"/>
+                    </a:xfrm>
+                    <a:prstGeom prst="rect">
+                      <a:avLst/>
+                    </a:prstGeom>
+                  </pic:spPr>
+                </pic:pic>
+              </a:graphicData>
+            </a:graphic>
+          </wp:inline>
+        </w:drawing>
+      </w:r>
+    </w:p>
+    <w:p>
+      <w:pPr>
+        <w:ind w:right="-121"/>
+        <w:rPr>
+          <w:rFonts w:ascii="Times New Roman" w:hAnsi="Times New Roman" w:cs="Times New Roman"/>
+          <w:sz w:val="24"/>
+          <w:szCs w:val="24"/>
+        </w:rPr>
+      </w:pPr>
+    </w:p>
+    <w:p>
+      <w:pPr>
+        <w:ind w:right="-121"/>
+        <w:rPr>
+          <w:rFonts w:ascii="Times New Roman" w:hAnsi="Times New Roman" w:cs="Times New Roman"/>
+          <w:b/>
+          <w:bCs/>
+          <w:sz w:val="24"/>
+          <w:szCs w:val="24"/>
+        </w:rPr>
+      </w:pPr>
+      <w:r>
+        <w:rPr>
+          <w:rFonts w:ascii="Times New Roman" w:hAnsi="Times New Roman" w:cs="Times New Roman"/>
+          <w:b/>
+          <w:bCs/>
+          <w:sz w:val="24"/>
+          <w:szCs w:val="24"/>
+        </w:rPr>
+        <w:t>SHOW IP PROTOCOLS</w:t>
+      </w:r>
+    </w:p>
+    <w:p>
+      <w:pPr>
+        <w:ind w:right="-121"/>
+        <w:rPr>
+          <w:rFonts w:ascii="Times New Roman" w:hAnsi="Times New Roman" w:cs="Times New Roman"/>
+          <w:sz w:val="24"/>
+          <w:szCs w:val="24"/>
+        </w:rPr>
+      </w:pPr>
+      <w:r>
+        <w:rPr>
+          <w:rFonts w:ascii="Times New Roman" w:hAnsi="Times New Roman" w:cs="Times New Roman"/>
+          <w:sz w:val="24"/>
+          <w:szCs w:val="24"/>
+        </w:rPr>
+        <w:drawing>
+          <wp:inline distT="0" distB="0" distL="0" distR="0" wp14:anchorId="5FA72758" wp14:editId="02D46FB3">
+            <wp:extent cx="4272076" cy="2587660"/>
+            <wp:effectExtent l="0" t="0" r="0" b="3175"/>
+            <wp:docPr id="1714485333" name="Imagen 1"/>
+            <wp:cNvGraphicFramePr>
+              <a:graphicFrameLocks xmlns:a="http://schemas.openxmlformats.org/drawingml/2006/main" noChangeAspect="1"/>
+            </wp:cNvGraphicFramePr>
+            <a:graphic xmlns:a="http://schemas.openxmlformats.org/drawingml/2006/main">
+              <a:graphicData uri="http://schemas.openxmlformats.org/drawingml/2006/picture">
+                <pic:pic xmlns:pic="http://schemas.openxmlformats.org/drawingml/2006/picture">
+                  <pic:nvPicPr>
+                    <pic:cNvPr id="1714485333" name=""/>
+                    <pic:cNvPicPr/>
+                  </pic:nvPicPr>
+                  <pic:blipFill>
+                    <a:blip r:embed="rId39"/>
+                    <a:stretch>
+                      <a:fillRect/>
+                    </a:stretch>
+                  </pic:blipFill>
+                  <pic:spPr>
+                    <a:xfrm>
+                      <a:off x="0" y="0"/>
+                      <a:ext cx="4281184" cy="2593177"/>
+                    </a:xfrm>
+                    <a:prstGeom prst="rect">
+                      <a:avLst/>
+                    </a:prstGeom>
+                  </pic:spPr>
+                </pic:pic>
+              </a:graphicData>
+            </a:graphic>
+          </wp:inline>
+        </w:drawing>
+      </w:r>
+    </w:p>
+    <w:p>
+      <w:pPr>
+        <w:ind w:right="-121"/>
+        <w:rPr>
+          <w:rFonts w:ascii="Times New Roman" w:hAnsi="Times New Roman" w:cs="Times New Roman"/>
+          <w:sz w:val="24"/>
+          <w:szCs w:val="24"/>
+        </w:rPr>
+      </w:pPr>
+      <w:r>
+        <w:rPr>
+          <w:rFonts w:ascii="Times New Roman" w:hAnsi="Times New Roman" w:cs="Times New Roman"/>
+          <w:sz w:val="24"/>
+          <w:szCs w:val="24"/>
+        </w:rPr>
+        <w:lastRenderedPageBreak/>
+        <w:drawing>
+          <wp:inline distT="0" distB="0" distL="0" distR="0" wp14:anchorId="751304F0" wp14:editId="38C3C445">
+            <wp:extent cx="3599078" cy="1749436"/>
+            <wp:effectExtent l="0" t="0" r="1905" b="3175"/>
+            <wp:docPr id="1463030573" name="Imagen 1"/>
+            <wp:cNvGraphicFramePr>
+              <a:graphicFrameLocks xmlns:a="http://schemas.openxmlformats.org/drawingml/2006/main" noChangeAspect="1"/>
+            </wp:cNvGraphicFramePr>
+            <a:graphic xmlns:a="http://schemas.openxmlformats.org/drawingml/2006/main">
+              <a:graphicData uri="http://schemas.openxmlformats.org/drawingml/2006/picture">
+                <pic:pic xmlns:pic="http://schemas.openxmlformats.org/drawingml/2006/picture">
+                  <pic:nvPicPr>
+                    <pic:cNvPr id="1463030573" name=""/>
+                    <pic:cNvPicPr/>
+                  </pic:nvPicPr>
+                  <pic:blipFill>
+                    <a:blip r:embed="rId40"/>
+                    <a:stretch>
+                      <a:fillRect/>
+                    </a:stretch>
+                  </pic:blipFill>
+                  <pic:spPr>
+                    <a:xfrm>
+                      <a:off x="0" y="0"/>
+                      <a:ext cx="3603867" cy="1751764"/>
+                    </a:xfrm>
+                    <a:prstGeom prst="rect">
+                      <a:avLst/>
+                    </a:prstGeom>
+                  </pic:spPr>
+                </pic:pic>
+              </a:graphicData>
+            </a:graphic>
+          </wp:inline>
+        </w:drawing>
+      </w:r>
+    </w:p>
+    <w:p>
+      <w:pPr>
+        <w:ind w:right="-121"/>
+        <w:rPr>
+          <w:rFonts w:ascii="Times New Roman" w:hAnsi="Times New Roman" w:cs="Times New Roman"/>
+          <w:sz w:val="24"/>
+          <w:szCs w:val="24"/>
+        </w:rPr>
+      </w:pPr>
+      <w:r>
+        <w:rPr>
+          <w:rFonts w:ascii="Times New Roman" w:hAnsi="Times New Roman" w:cs="Times New Roman"/>
+          <w:sz w:val="24"/>
+          <w:szCs w:val="24"/>
+        </w:rPr>
+        <w:drawing>
+          <wp:inline distT="0" distB="0" distL="0" distR="0" wp14:anchorId="362EFB78" wp14:editId="5FD09642">
+            <wp:extent cx="3664915" cy="1864297"/>
+            <wp:effectExtent l="0" t="0" r="0" b="3175"/>
+            <wp:docPr id="134289205" name="Imagen 1"/>
+            <wp:cNvGraphicFramePr>
+              <a:graphicFrameLocks xmlns:a="http://schemas.openxmlformats.org/drawingml/2006/main" noChangeAspect="1"/>
+            </wp:cNvGraphicFramePr>
+            <a:graphic xmlns:a="http://schemas.openxmlformats.org/drawingml/2006/main">
+              <a:graphicData uri="http://schemas.openxmlformats.org/drawingml/2006/picture">
+                <pic:pic xmlns:pic="http://schemas.openxmlformats.org/drawingml/2006/picture">
+                  <pic:nvPicPr>
+                    <pic:cNvPr id="134289205" name=""/>
+                    <pic:cNvPicPr/>
+                  </pic:nvPicPr>
+                  <pic:blipFill>
+                    <a:blip r:embed="rId41"/>
+                    <a:stretch>
+                      <a:fillRect/>
+                    </a:stretch>
+                  </pic:blipFill>
+                  <pic:spPr>
+                    <a:xfrm>
+                      <a:off x="0" y="0"/>
+                      <a:ext cx="3694543" cy="1879369"/>
+                    </a:xfrm>
+                    <a:prstGeom prst="rect">
+                      <a:avLst/>
+                    </a:prstGeom>
+                  </pic:spPr>
+                </pic:pic>
+              </a:graphicData>
+            </a:graphic>
+          </wp:inline>
+        </w:drawing>
+      </w:r>
+    </w:p>
+    <w:p>
+      <w:pPr>
+        <w:ind w:right="-121"/>
+        <w:rPr>
+          <w:rFonts w:ascii="Times New Roman" w:hAnsi="Times New Roman" w:cs="Times New Roman"/>
+          <w:sz w:val="24"/>
+          <w:szCs w:val="24"/>
+        </w:rPr>
+      </w:pPr>
+      <w:r>
+        <w:rPr>
+          <w:rFonts w:ascii="Times New Roman" w:hAnsi="Times New Roman" w:cs="Times New Roman"/>
+          <w:sz w:val="24"/>
+          <w:szCs w:val="24"/>
+        </w:rPr>
+        <w:drawing>
+          <wp:inline distT="0" distB="0" distL="0" distR="0" wp14:anchorId="09D10DC7" wp14:editId="1A66DB55">
+            <wp:extent cx="3664585" cy="2213941"/>
+            <wp:effectExtent l="0" t="0" r="0" b="0"/>
+            <wp:docPr id="1936070565" name="Imagen 1"/>
+            <wp:cNvGraphicFramePr>
+              <a:graphicFrameLocks xmlns:a="http://schemas.openxmlformats.org/drawingml/2006/main" noChangeAspect="1"/>
+            </wp:cNvGraphicFramePr>
+            <a:graphic xmlns:a="http://schemas.openxmlformats.org/drawingml/2006/main">
+              <a:graphicData uri="http://schemas.openxmlformats.org/drawingml/2006/picture">
+                <pic:pic xmlns:pic="http://schemas.openxmlformats.org/drawingml/2006/picture">
+                  <pic:nvPicPr>
+                    <pic:cNvPr id="1936070565" name=""/>
+                    <pic:cNvPicPr/>
+                  </pic:nvPicPr>
+                  <pic:blipFill>
+                    <a:blip r:embed="rId42"/>
+                    <a:stretch>
+                      <a:fillRect/>
+                    </a:stretch>
+                  </pic:blipFill>
+                  <pic:spPr>
+                    <a:xfrm>
+                      <a:off x="0" y="0"/>
+                      <a:ext cx="3684836" cy="2226176"/>
+                    </a:xfrm>
+                    <a:prstGeom prst="rect">
+                      <a:avLst/>
+                    </a:prstGeom>
+                  </pic:spPr>
+                </pic:pic>
+              </a:graphicData>
+            </a:graphic>
+          </wp:inline>
+        </w:drawing>
+      </w:r>
+    </w:p>
+    <w:p>
+      <w:pPr>
+        <w:ind w:right="-121"/>
+        <w:rPr>
+          <w:rFonts w:ascii="Times New Roman" w:hAnsi="Times New Roman" w:cs="Times New Roman"/>
+          <w:sz w:val="24"/>
+          <w:szCs w:val="24"/>
+        </w:rPr>
+      </w:pPr>
+      <w:r>
+        <w:rPr>
+          <w:rFonts w:ascii="Times New Roman" w:hAnsi="Times New Roman" w:cs="Times New Roman"/>
+          <w:sz w:val="24"/>
+          <w:szCs w:val="24"/>
+        </w:rPr>
+        <w:drawing>
+          <wp:inline distT="0" distB="0" distL="0" distR="0" wp14:anchorId="3A9E8142" wp14:editId="75672BE9">
+            <wp:extent cx="3924084" cy="2027759"/>
+            <wp:effectExtent l="0" t="0" r="635" b="0"/>
+            <wp:docPr id="1169380776" name="Imagen 1"/>
+            <wp:cNvGraphicFramePr>
+              <a:graphicFrameLocks xmlns:a="http://schemas.openxmlformats.org/drawingml/2006/main" noChangeAspect="1"/>
+            </wp:cNvGraphicFramePr>
+            <a:graphic xmlns:a="http://schemas.openxmlformats.org/drawingml/2006/main">
+              <a:graphicData uri="http://schemas.openxmlformats.org/drawingml/2006/picture">
+                <pic:pic xmlns:pic="http://schemas.openxmlformats.org/drawingml/2006/picture">
+                  <pic:nvPicPr>
+                    <pic:cNvPr id="1169380776" name=""/>
+                    <pic:cNvPicPr/>
+                  </pic:nvPicPr>
+                  <pic:blipFill>
+                    <a:blip r:embed="rId43"/>
+                    <a:stretch>
+                      <a:fillRect/>
+                    </a:stretch>
+                  </pic:blipFill>
+                  <pic:spPr>
+                    <a:xfrm>
+                      <a:off x="0" y="0"/>
+                      <a:ext cx="3934953" cy="2033376"/>
+                    </a:xfrm>
+                    <a:prstGeom prst="rect">
+                      <a:avLst/>
+                    </a:prstGeom>
+                  </pic:spPr>
+                </pic:pic>
+              </a:graphicData>
+            </a:graphic>
+          </wp:inline>
+        </w:drawing>
+      </w:r>
+    </w:p>
+    <w:p>
+      <w:pPr>
         <w:pStyle w:val="Ttulo1"/>
         <w:rPr>
           <w:rFonts w:ascii="Times New Roman" w:hAnsi="Times New Roman" w:cs="Times New Roman"/>
@@ -3323,95 +4774,451 @@
           <w:sz w:val="24"/>
           <w:szCs w:val="24"/>
         </w:rPr>
+        <w:lastRenderedPageBreak/>
         <w:t>CONCLUCIONES</w:t>
       </w:r>
     </w:p>
     <w:p>
       <w:pPr>
-        <w:rPr>
-          <w:rFonts w:ascii="Times New Roman" w:hAnsi="Times New Roman" w:cs="Times New Roman"/>
-          <w:sz w:val="24"/>
-          <w:szCs w:val="24"/>
-        </w:rPr>
-      </w:pPr>
-    </w:p>
-    <w:p>
-      <w:pPr>
-        <w:pStyle w:val="Ttulo1"/>
-        <w:rPr>
-          <w:rFonts w:ascii="Times New Roman" w:hAnsi="Times New Roman" w:cs="Times New Roman"/>
-          <w:b/>
-          <w:bCs/>
-          <w:color w:val="auto"/>
-          <w:sz w:val="24"/>
-          <w:szCs w:val="24"/>
-        </w:rPr>
-      </w:pPr>
-      <w:r>
-        <w:rPr>
-          <w:rFonts w:ascii="Times New Roman" w:hAnsi="Times New Roman" w:cs="Times New Roman"/>
-          <w:b/>
-          <w:bCs/>
-          <w:color w:val="auto"/>
-          <w:sz w:val="24"/>
-          <w:szCs w:val="24"/>
-        </w:rPr>
-        <w:t>BIBLIOGRAFÍA</w:t>
-      </w:r>
-    </w:p>
-    <w:p>
-      <w:pPr>
-        <w:rPr>
-          <w:rFonts w:ascii="Times New Roman" w:hAnsi="Times New Roman" w:cs="Times New Roman"/>
-          <w:sz w:val="24"/>
-          <w:szCs w:val="24"/>
-        </w:rPr>
-      </w:pPr>
-    </w:p>
-    <w:p>
-      <w:pPr>
-        <w:rPr>
-          <w:rFonts w:ascii="Times New Roman" w:hAnsi="Times New Roman" w:cs="Times New Roman"/>
-          <w:sz w:val="24"/>
-          <w:szCs w:val="24"/>
-        </w:rPr>
-      </w:pPr>
-    </w:p>
-    <w:p>
-      <w:pPr>
-        <w:rPr>
-          <w:rFonts w:ascii="Times New Roman" w:hAnsi="Times New Roman" w:cs="Times New Roman"/>
-          <w:sz w:val="24"/>
-          <w:szCs w:val="24"/>
-        </w:rPr>
-      </w:pPr>
-    </w:p>
-    <w:p>
-      <w:pPr>
-        <w:rPr>
-          <w:rFonts w:ascii="Times New Roman" w:hAnsi="Times New Roman" w:cs="Times New Roman"/>
-          <w:sz w:val="24"/>
-          <w:szCs w:val="24"/>
-        </w:rPr>
-      </w:pPr>
-    </w:p>
-    <w:p>
-      <w:pPr>
-        <w:rPr>
-          <w:rFonts w:ascii="Times New Roman" w:hAnsi="Times New Roman" w:cs="Times New Roman"/>
-          <w:sz w:val="24"/>
-          <w:szCs w:val="24"/>
-        </w:rPr>
-      </w:pPr>
+        <w:pStyle w:val="Prrafodelista"/>
+        <w:numPr>
+          <w:ilvl w:val="0"/>
+          <w:numId w:val="1"/>
+        </w:numPr>
+        <w:jc w:val="both"/>
+        <w:rPr>
+          <w:rFonts w:ascii="Times New Roman" w:hAnsi="Times New Roman" w:cs="Times New Roman"/>
+          <w:sz w:val="24"/>
+          <w:szCs w:val="24"/>
+        </w:rPr>
+      </w:pPr>
+      <w:r>
+        <w:rPr>
+          <w:rFonts w:ascii="Times New Roman" w:hAnsi="Times New Roman" w:cs="Times New Roman"/>
+          <w:sz w:val="24"/>
+          <w:szCs w:val="24"/>
+        </w:rPr>
+        <w:t xml:space="preserve">La implementación del protocolo EIGRP demostró ser fundamental para interconectar las distintas redes LAN (Red Roja, Azul y de Servidores) a través de los enlaces punto a punto. Se concluye que una configuración precisa de las redes mediante máscaras </w:t>
+      </w:r>
+      <w:proofErr w:type="spellStart"/>
+      <w:r>
+        <w:rPr>
+          <w:rFonts w:ascii="Times New Roman" w:hAnsi="Times New Roman" w:cs="Times New Roman"/>
+          <w:i/>
+          <w:iCs/>
+          <w:sz w:val="24"/>
+          <w:szCs w:val="24"/>
+        </w:rPr>
+        <w:t>wildcard</w:t>
+      </w:r>
+      <w:proofErr w:type="spellEnd"/>
+      <w:r>
+        <w:rPr>
+          <w:rFonts w:ascii="Times New Roman" w:hAnsi="Times New Roman" w:cs="Times New Roman"/>
+          <w:sz w:val="24"/>
+          <w:szCs w:val="24"/>
+        </w:rPr>
+        <w:t xml:space="preserve"> y la aplicación del comando no </w:t>
+      </w:r>
+      <w:proofErr w:type="spellStart"/>
+      <w:r>
+        <w:rPr>
+          <w:rFonts w:ascii="Times New Roman" w:hAnsi="Times New Roman" w:cs="Times New Roman"/>
+          <w:sz w:val="24"/>
+          <w:szCs w:val="24"/>
+        </w:rPr>
+        <w:t>auto-summary</w:t>
+      </w:r>
+      <w:proofErr w:type="spellEnd"/>
+      <w:r>
+        <w:rPr>
+          <w:rFonts w:ascii="Times New Roman" w:hAnsi="Times New Roman" w:cs="Times New Roman"/>
+          <w:sz w:val="24"/>
+          <w:szCs w:val="24"/>
+        </w:rPr>
+        <w:t xml:space="preserve"> son pasos críticos para evitar la pérdida de paquetes en redes discontinuas, garantizando que todos los </w:t>
+      </w:r>
+      <w:proofErr w:type="spellStart"/>
+      <w:r>
+        <w:rPr>
+          <w:rFonts w:ascii="Times New Roman" w:hAnsi="Times New Roman" w:cs="Times New Roman"/>
+          <w:sz w:val="24"/>
+          <w:szCs w:val="24"/>
+        </w:rPr>
+        <w:t>routers</w:t>
+      </w:r>
+      <w:proofErr w:type="spellEnd"/>
+      <w:r>
+        <w:rPr>
+          <w:rFonts w:ascii="Times New Roman" w:hAnsi="Times New Roman" w:cs="Times New Roman"/>
+          <w:sz w:val="24"/>
+          <w:szCs w:val="24"/>
+        </w:rPr>
+        <w:t xml:space="preserve"> construyan tablas de enrutamiento exactas y converjan de manera óptima sin comprometer el rendimiento.</w:t>
+      </w:r>
+    </w:p>
+    <w:p>
+      <w:pPr>
+        <w:jc w:val="both"/>
+        <w:rPr>
+          <w:rFonts w:ascii="Times New Roman" w:hAnsi="Times New Roman" w:cs="Times New Roman"/>
+          <w:sz w:val="24"/>
+          <w:szCs w:val="24"/>
+        </w:rPr>
+      </w:pPr>
+    </w:p>
+    <w:p>
+      <w:pPr>
+        <w:pStyle w:val="Prrafodelista"/>
+        <w:numPr>
+          <w:ilvl w:val="0"/>
+          <w:numId w:val="1"/>
+        </w:numPr>
+        <w:jc w:val="both"/>
+        <w:rPr>
+          <w:rFonts w:ascii="Times New Roman" w:hAnsi="Times New Roman" w:cs="Times New Roman"/>
+          <w:sz w:val="24"/>
+          <w:szCs w:val="24"/>
+        </w:rPr>
+      </w:pPr>
+      <w:r>
+        <w:rPr>
+          <w:rFonts w:ascii="Times New Roman" w:hAnsi="Times New Roman" w:cs="Times New Roman"/>
+          <w:sz w:val="24"/>
+          <w:szCs w:val="24"/>
+        </w:rPr>
+        <w:t xml:space="preserve">La fase de pruebas evidenció que el éxito de la infraestructura depende de la capacidad para auditar y corregir fallos lógicos. La detección de direcciones IP duplicadas en la puerta de enlace y la corrección de errores de sintaxis en los ID de red confirmaron que el uso escalonado de herramientas de diagnóstico (como ping para conectividad básica y </w:t>
+      </w:r>
+      <w:proofErr w:type="spellStart"/>
+      <w:r>
+        <w:rPr>
+          <w:rFonts w:ascii="Times New Roman" w:hAnsi="Times New Roman" w:cs="Times New Roman"/>
+          <w:sz w:val="24"/>
+          <w:szCs w:val="24"/>
+        </w:rPr>
+        <w:t>traceroute</w:t>
+      </w:r>
+      <w:proofErr w:type="spellEnd"/>
+      <w:r>
+        <w:rPr>
+          <w:rFonts w:ascii="Times New Roman" w:hAnsi="Times New Roman" w:cs="Times New Roman"/>
+          <w:sz w:val="24"/>
+          <w:szCs w:val="24"/>
+        </w:rPr>
+        <w:t xml:space="preserve"> para el análisis de saltos) es indispensable para aislar problemas, limpiar tablas ARP corrompidas y restablecer la comunicación de extremo a extremo.</w:t>
+      </w:r>
+    </w:p>
+    <w:p>
+      <w:pPr>
+        <w:pStyle w:val="Prrafodelista"/>
+        <w:rPr>
+          <w:rFonts w:ascii="Times New Roman" w:hAnsi="Times New Roman" w:cs="Times New Roman"/>
+          <w:sz w:val="24"/>
+          <w:szCs w:val="24"/>
+        </w:rPr>
+      </w:pPr>
+    </w:p>
+    <w:p>
+      <w:pPr>
+        <w:jc w:val="both"/>
+        <w:rPr>
+          <w:rFonts w:ascii="Times New Roman" w:hAnsi="Times New Roman" w:cs="Times New Roman"/>
+          <w:sz w:val="24"/>
+          <w:szCs w:val="24"/>
+        </w:rPr>
+      </w:pPr>
+    </w:p>
+    <w:p>
+      <w:pPr>
+        <w:pStyle w:val="Prrafodelista"/>
+        <w:numPr>
+          <w:ilvl w:val="0"/>
+          <w:numId w:val="1"/>
+        </w:numPr>
+        <w:jc w:val="both"/>
+        <w:rPr>
+          <w:rFonts w:ascii="Times New Roman" w:hAnsi="Times New Roman" w:cs="Times New Roman"/>
+          <w:sz w:val="24"/>
+          <w:szCs w:val="24"/>
+        </w:rPr>
+      </w:pPr>
+      <w:r>
+        <w:rPr>
+          <w:rFonts w:ascii="Times New Roman" w:hAnsi="Times New Roman" w:cs="Times New Roman"/>
+          <w:sz w:val="24"/>
+          <w:szCs w:val="24"/>
+        </w:rPr>
+        <w:t xml:space="preserve">Se comprobó que el ruteo funcional en la Capa 3 (Red) es solo el medio para habilitar los servicios de usuario final. La exitosa resolución de nombres de dominio mediante el servidor DNS interno, traduciendo </w:t>
+      </w:r>
+      <w:r>
+        <w:rPr>
+          <w:rFonts w:ascii="Times New Roman" w:hAnsi="Times New Roman" w:cs="Times New Roman"/>
+          <w:i/>
+          <w:iCs/>
+          <w:sz w:val="24"/>
+          <w:szCs w:val="24"/>
+        </w:rPr>
+        <w:t>www.monaco_sport.com</w:t>
+      </w:r>
+      <w:r>
+        <w:rPr>
+          <w:rFonts w:ascii="Times New Roman" w:hAnsi="Times New Roman" w:cs="Times New Roman"/>
+          <w:sz w:val="24"/>
+          <w:szCs w:val="24"/>
+        </w:rPr>
+        <w:t xml:space="preserve"> a su dirección IP específica, y la posterior carga del servicio web HTTP, confirman que la topología no solo mueve paquetes correctamente, sino que cumple con su objetivo principal: entregar servicios de red funcionales, seguros y accesibles para los clientes finales.</w:t>
+      </w:r>
+    </w:p>
+    <w:p>
+      <w:pPr>
+        <w:pStyle w:val="Prrafodelista"/>
+        <w:jc w:val="both"/>
+        <w:rPr>
+          <w:rFonts w:ascii="Times New Roman" w:hAnsi="Times New Roman" w:cs="Times New Roman"/>
+          <w:sz w:val="24"/>
+          <w:szCs w:val="24"/>
+        </w:rPr>
+      </w:pPr>
+    </w:p>
+    <w:p>
+      <w:pPr>
+        <w:pStyle w:val="Prrafodelista"/>
+        <w:numPr>
+          <w:ilvl w:val="0"/>
+          <w:numId w:val="1"/>
+        </w:numPr>
+        <w:jc w:val="both"/>
+        <w:rPr>
+          <w:rFonts w:ascii="Times New Roman" w:hAnsi="Times New Roman" w:cs="Times New Roman"/>
+          <w:sz w:val="24"/>
+          <w:szCs w:val="24"/>
+        </w:rPr>
+      </w:pPr>
+      <w:r>
+        <w:rPr>
+          <w:rFonts w:ascii="Times New Roman" w:hAnsi="Times New Roman" w:cs="Times New Roman"/>
+          <w:sz w:val="24"/>
+          <w:szCs w:val="24"/>
+        </w:rPr>
+        <w:t xml:space="preserve">Durante la práctica, se comprobó el mecanismo interno de aprendizaje de EIGRP tras el establecimiento de adyacencias entre los equipos. Se concluye que la eficiencia del protocolo radica en la utilización del algoritmo DUAL, el cual intercambia las tablas de topología y calcula matemáticamente las mejores rutas basándose en una métrica compuesta (ancho de banda y retardo). Esto permitió que todos los </w:t>
+      </w:r>
+      <w:proofErr w:type="spellStart"/>
+      <w:r>
+        <w:rPr>
+          <w:rFonts w:ascii="Times New Roman" w:hAnsi="Times New Roman" w:cs="Times New Roman"/>
+          <w:sz w:val="24"/>
+          <w:szCs w:val="24"/>
+        </w:rPr>
+        <w:t>routers</w:t>
+      </w:r>
+      <w:proofErr w:type="spellEnd"/>
+      <w:r>
+        <w:rPr>
+          <w:rFonts w:ascii="Times New Roman" w:hAnsi="Times New Roman" w:cs="Times New Roman"/>
+          <w:sz w:val="24"/>
+          <w:szCs w:val="24"/>
+        </w:rPr>
+        <w:t xml:space="preserve"> de la infraestructura descubrieran dinámicamente las redes remotas (evidenciado por las rutas marcadas con la letra 'D' en la tabla de enrutamiento) y mantuvieran la conectividad enviando únicamente actualizaciones parciales frente a los cambios, optimizando así el ancho de banda de los enlaces WAN.</w:t>
+      </w:r>
+      <w:r>
+        <w:rPr>
+          <w:rFonts w:ascii="Times New Roman" w:hAnsi="Times New Roman" w:cs="Times New Roman"/>
+          <w:sz w:val="24"/>
+          <w:szCs w:val="24"/>
+        </w:rPr>
+        <w:t xml:space="preserve"> Se eliminó también la inundación de mensajes de descubrimiento “HELLO” que usan los </w:t>
+      </w:r>
+      <w:proofErr w:type="spellStart"/>
+      <w:r>
+        <w:rPr>
+          <w:rFonts w:ascii="Times New Roman" w:hAnsi="Times New Roman" w:cs="Times New Roman"/>
+          <w:sz w:val="24"/>
+          <w:szCs w:val="24"/>
+        </w:rPr>
+        <w:t>routers</w:t>
+      </w:r>
+      <w:proofErr w:type="spellEnd"/>
+      <w:r>
+        <w:rPr>
+          <w:rFonts w:ascii="Times New Roman" w:hAnsi="Times New Roman" w:cs="Times New Roman"/>
+          <w:sz w:val="24"/>
+          <w:szCs w:val="24"/>
+        </w:rPr>
+        <w:t xml:space="preserve"> hacia las redes internas sin </w:t>
+      </w:r>
+      <w:proofErr w:type="spellStart"/>
+      <w:r>
+        <w:rPr>
+          <w:rFonts w:ascii="Times New Roman" w:hAnsi="Times New Roman" w:cs="Times New Roman"/>
+          <w:sz w:val="24"/>
+          <w:szCs w:val="24"/>
+        </w:rPr>
+        <w:t>routers</w:t>
+      </w:r>
+      <w:proofErr w:type="spellEnd"/>
+      <w:r>
+        <w:rPr>
+          <w:rFonts w:ascii="Times New Roman" w:hAnsi="Times New Roman" w:cs="Times New Roman"/>
+          <w:sz w:val="24"/>
+          <w:szCs w:val="24"/>
+        </w:rPr>
+        <w:t xml:space="preserve"> con el comando </w:t>
+      </w:r>
+      <w:proofErr w:type="spellStart"/>
+      <w:r>
+        <w:rPr>
+          <w:rFonts w:ascii="Times New Roman" w:hAnsi="Times New Roman" w:cs="Times New Roman"/>
+          <w:sz w:val="24"/>
+          <w:szCs w:val="24"/>
+        </w:rPr>
+        <w:t>passive</w:t>
+      </w:r>
+      <w:proofErr w:type="spellEnd"/>
+      <w:r>
+        <w:rPr>
+          <w:rFonts w:ascii="Times New Roman" w:hAnsi="Times New Roman" w:cs="Times New Roman"/>
+          <w:sz w:val="24"/>
+          <w:szCs w:val="24"/>
+        </w:rPr>
+        <w:t>-interface</w:t>
+      </w:r>
+      <w:r>
+        <w:rPr>
+          <w:rFonts w:ascii="Times New Roman" w:hAnsi="Times New Roman" w:cs="Times New Roman"/>
+          <w:sz w:val="24"/>
+          <w:szCs w:val="24"/>
+        </w:rPr>
+        <w:t>.</w:t>
+      </w:r>
     </w:p>
     <w:sectPr>
       <w:pgSz w:w="12240" w:h="15840"/>
-      <w:pgMar w:top="1361" w:right="1361" w:bottom="1361" w:left="1361" w:header="708" w:footer="708" w:gutter="0"/>
+      <w:pgMar w:top="1361" w:right="1325" w:bottom="1361" w:left="1361" w:header="708" w:footer="708" w:gutter="0"/>
       <w:cols w:space="708"/>
       <w:docGrid w:linePitch="360"/>
     </w:sectPr>
   </w:body>
 </w:document>
+</file>
+
+<file path=word/numbering.xml><?xml version="1.0" encoding="utf-8"?>
+<w:numbering xmlns:wpc="http://schemas.microsoft.com/office/word/2010/wordprocessingCanvas" xmlns:cx="http://schemas.microsoft.com/office/drawing/2014/chartex" xmlns:cx1="http://schemas.microsoft.com/office/drawing/2015/9/8/chartex" xmlns:cx2="http://schemas.microsoft.com/office/drawing/2015/10/21/chartex" xmlns:cx3="http://schemas.microsoft.com/office/drawing/2016/5/9/chartex" xmlns:cx4="http://schemas.microsoft.com/office/drawing/2016/5/10/chartex" xmlns:cx5="http://schemas.microsoft.com/office/drawing/2016/5/11/chartex" xmlns:cx6="http://schemas.microsoft.com/office/drawing/2016/5/12/chartex" xmlns:cx7="http://schemas.microsoft.com/office/drawing/2016/5/13/chartex" xmlns:cx8="http://schemas.microsoft.com/office/drawing/2016/5/14/chartex" xmlns:mc="http://schemas.openxmlformats.org/markup-compatibility/2006" xmlns:aink="http://schemas.microsoft.com/office/drawing/2016/ink" xmlns:am3d="http://schemas.microsoft.com/office/drawing/2017/model3d" xmlns:o="urn:schemas-microsoft-com:office:office" xmlns:oel="http://schemas.microsoft.com/office/2019/extlst" xmlns:r="http://schemas.openxmlformats.org/officeDocument/2006/relationships" xmlns:m="http://schemas.openxmlformats.org/officeDocument/2006/math" xmlns:v="urn:schemas-microsoft-com:vml" xmlns:wp14="http://schemas.microsoft.com/office/word/2010/wordprocessingDrawing" xmlns:wp="http://schemas.openxmlformats.org/drawingml/2006/wordprocessingDrawing" xmlns:w10="urn:schemas-microsoft-com:office:word" xmlns:w="http://schemas.openxmlformats.org/wordprocessingml/2006/main" xmlns:w14="http://schemas.microsoft.com/office/word/2010/wordml" xmlns:w15="http://schemas.microsoft.com/office/word/2012/wordml" xmlns:w16cex="http://schemas.microsoft.com/office/word/2018/wordml/cex" xmlns:w16cid="http://schemas.microsoft.com/office/word/2016/wordml/cid" xmlns:w16="http://schemas.microsoft.com/office/word/2018/wordml" xmlns:w16du="http://schemas.microsoft.com/office/word/2023/wordml/word16du" xmlns:w16sdtdh="http://schemas.microsoft.com/office/word/2020/wordml/sdtdatahash" xmlns:w16sdtfl="http://schemas.microsoft.com/office/word/2024/wordml/sdtformatlock" xmlns:w16se="http://schemas.microsoft.com/office/word/2015/wordml/symex" xmlns:wpg="http://schemas.microsoft.com/office/word/2010/wordprocessingGroup" xmlns:wpi="http://schemas.microsoft.com/office/word/2010/wordprocessingInk" xmlns:wne="http://schemas.microsoft.com/office/word/2006/wordml" xmlns:wps="http://schemas.microsoft.com/office/word/2010/wordprocessingShape" mc:Ignorable="w14 w15 w16se w16cid w16 w16cex w16sdtdh w16sdtfl w16du wp14">
+  <w:abstractNum w:abstractNumId="0" w15:restartNumberingAfterBreak="0">
+    <w:nsid w:val="54EA54C5"/>
+    <w:multiLevelType w:val="hybridMultilevel"/>
+    <w:tmpl w:val="811EDD80"/>
+    <w:lvl w:ilvl="0" w:tplc="DEC0F0C6">
+      <w:numFmt w:val="bullet"/>
+      <w:lvlText w:val=""/>
+      <w:lvlJc w:val="left"/>
+      <w:pPr>
+        <w:ind w:left="720" w:hanging="360"/>
+      </w:pPr>
+      <w:rPr>
+        <w:rFonts w:ascii="Symbol" w:eastAsiaTheme="minorHAnsi" w:hAnsi="Symbol" w:cs="Times New Roman" w:hint="default"/>
+      </w:rPr>
+    </w:lvl>
+    <w:lvl w:ilvl="1" w:tplc="440A0003" w:tentative="1">
+      <w:start w:val="1"/>
+      <w:numFmt w:val="bullet"/>
+      <w:lvlText w:val="o"/>
+      <w:lvlJc w:val="left"/>
+      <w:pPr>
+        <w:ind w:left="1440" w:hanging="360"/>
+      </w:pPr>
+      <w:rPr>
+        <w:rFonts w:ascii="Courier New" w:hAnsi="Courier New" w:cs="Courier New" w:hint="default"/>
+      </w:rPr>
+    </w:lvl>
+    <w:lvl w:ilvl="2" w:tplc="440A0005" w:tentative="1">
+      <w:start w:val="1"/>
+      <w:numFmt w:val="bullet"/>
+      <w:lvlText w:val=""/>
+      <w:lvlJc w:val="left"/>
+      <w:pPr>
+        <w:ind w:left="2160" w:hanging="360"/>
+      </w:pPr>
+      <w:rPr>
+        <w:rFonts w:ascii="Wingdings" w:hAnsi="Wingdings" w:hint="default"/>
+      </w:rPr>
+    </w:lvl>
+    <w:lvl w:ilvl="3" w:tplc="440A0001" w:tentative="1">
+      <w:start w:val="1"/>
+      <w:numFmt w:val="bullet"/>
+      <w:lvlText w:val=""/>
+      <w:lvlJc w:val="left"/>
+      <w:pPr>
+        <w:ind w:left="2880" w:hanging="360"/>
+      </w:pPr>
+      <w:rPr>
+        <w:rFonts w:ascii="Symbol" w:hAnsi="Symbol" w:hint="default"/>
+      </w:rPr>
+    </w:lvl>
+    <w:lvl w:ilvl="4" w:tplc="440A0003" w:tentative="1">
+      <w:start w:val="1"/>
+      <w:numFmt w:val="bullet"/>
+      <w:lvlText w:val="o"/>
+      <w:lvlJc w:val="left"/>
+      <w:pPr>
+        <w:ind w:left="3600" w:hanging="360"/>
+      </w:pPr>
+      <w:rPr>
+        <w:rFonts w:ascii="Courier New" w:hAnsi="Courier New" w:cs="Courier New" w:hint="default"/>
+      </w:rPr>
+    </w:lvl>
+    <w:lvl w:ilvl="5" w:tplc="440A0005" w:tentative="1">
+      <w:start w:val="1"/>
+      <w:numFmt w:val="bullet"/>
+      <w:lvlText w:val=""/>
+      <w:lvlJc w:val="left"/>
+      <w:pPr>
+        <w:ind w:left="4320" w:hanging="360"/>
+      </w:pPr>
+      <w:rPr>
+        <w:rFonts w:ascii="Wingdings" w:hAnsi="Wingdings" w:hint="default"/>
+      </w:rPr>
+    </w:lvl>
+    <w:lvl w:ilvl="6" w:tplc="440A0001" w:tentative="1">
+      <w:start w:val="1"/>
+      <w:numFmt w:val="bullet"/>
+      <w:lvlText w:val=""/>
+      <w:lvlJc w:val="left"/>
+      <w:pPr>
+        <w:ind w:left="5040" w:hanging="360"/>
+      </w:pPr>
+      <w:rPr>
+        <w:rFonts w:ascii="Symbol" w:hAnsi="Symbol" w:hint="default"/>
+      </w:rPr>
+    </w:lvl>
+    <w:lvl w:ilvl="7" w:tplc="440A0003" w:tentative="1">
+      <w:start w:val="1"/>
+      <w:numFmt w:val="bullet"/>
+      <w:lvlText w:val="o"/>
+      <w:lvlJc w:val="left"/>
+      <w:pPr>
+        <w:ind w:left="5760" w:hanging="360"/>
+      </w:pPr>
+      <w:rPr>
+        <w:rFonts w:ascii="Courier New" w:hAnsi="Courier New" w:cs="Courier New" w:hint="default"/>
+      </w:rPr>
+    </w:lvl>
+    <w:lvl w:ilvl="8" w:tplc="440A0005" w:tentative="1">
+      <w:start w:val="1"/>
+      <w:numFmt w:val="bullet"/>
+      <w:lvlText w:val=""/>
+      <w:lvlJc w:val="left"/>
+      <w:pPr>
+        <w:ind w:left="6480" w:hanging="360"/>
+      </w:pPr>
+      <w:rPr>
+        <w:rFonts w:ascii="Wingdings" w:hAnsi="Wingdings" w:hint="default"/>
+      </w:rPr>
+    </w:lvl>
+  </w:abstractNum>
+  <w:num w:numId="1" w16cid:durableId="674914863">
+    <w:abstractNumId w:val="0"/>
+  </w:num>
+</w:numbering>
 </file>
 
 <file path=word/styles.xml><?xml version="1.0" encoding="utf-8"?>
@@ -4017,6 +5824,7 @@
   <w:style w:type="character" w:default="1" w:styleId="Fuentedeprrafopredeter">
     <w:name w:val="Default Paragraph Font"/>
     <w:uiPriority w:val="1"/>
+    <w:semiHidden/>
     <w:unhideWhenUsed/>
   </w:style>
   <w:style w:type="table" w:default="1" w:styleId="Tablanormal">
